--- a/invoice/revoinvoicerental.docx
+++ b/invoice/revoinvoicerental.docx
@@ -1503,9 +1503,9 @@
         <w:gridCol w:w="709"/>
         <w:gridCol w:w="1504"/>
         <w:gridCol w:w="967"/>
-        <w:gridCol w:w="1493"/>
-        <w:gridCol w:w="1564"/>
-        <w:gridCol w:w="1915"/>
+        <w:gridCol w:w="1469"/>
+        <w:gridCol w:w="1134"/>
+        <w:gridCol w:w="2126"/>
       </w:tblGrid>
       <w:tr>
         <w:trPr>
@@ -1896,7 +1896,7 @@
               <w:right w:w="105" w:type="dxa"/>
               <w:bottom w:w="0" w:type="dxa"/>
             </w:tcMar>
-            <w:tcW w:w="1493" w:type="dxa"/>
+            <w:tcW w:w="1469" w:type="dxa"/>
             <w:vAlign w:val="center"/>
             <w:textDirection w:val="lrTb"/>
             <w:noWrap w:val="false"/>
@@ -1957,7 +1957,7 @@
               <w:right w:w="105" w:type="dxa"/>
               <w:bottom w:w="0" w:type="dxa"/>
             </w:tcMar>
-            <w:tcW w:w="1564" w:type="dxa"/>
+            <w:tcW w:w="1134" w:type="dxa"/>
             <w:vAlign w:val="center"/>
             <w:textDirection w:val="lrTb"/>
             <w:noWrap w:val="false"/>
@@ -2015,7 +2015,7 @@
               <w:left w:w="105" w:type="dxa"/>
               <w:right w:w="105" w:type="dxa"/>
             </w:tcMar>
-            <w:tcW w:w="1915" w:type="dxa"/>
+            <w:tcW w:w="2126" w:type="dxa"/>
             <w:vAlign w:val="center"/>
             <w:textDirection w:val="lrTb"/>
             <w:noWrap w:val="false"/>
@@ -2493,7 +2493,7 @@
               <w:right w:w="105" w:type="dxa"/>
               <w:bottom w:w="0" w:type="dxa"/>
             </w:tcMar>
-            <w:tcW w:w="1493" w:type="dxa"/>
+            <w:tcW w:w="1469" w:type="dxa"/>
             <w:vAlign w:val="center"/>
             <w:textDirection w:val="lrTb"/>
             <w:noWrap w:val="false"/>
@@ -2548,7 +2548,7 @@
               <w:right w:w="105" w:type="dxa"/>
               <w:bottom w:w="0" w:type="dxa"/>
             </w:tcMar>
-            <w:tcW w:w="1564" w:type="dxa"/>
+            <w:tcW w:w="1134" w:type="dxa"/>
             <w:vAlign w:val="center"/>
             <w:textDirection w:val="lrTb"/>
             <w:noWrap w:val="false"/>
@@ -2601,7 +2601,7 @@
               <w:left w:w="105" w:type="dxa"/>
               <w:right w:w="105" w:type="dxa"/>
             </w:tcMar>
-            <w:tcW w:w="1915" w:type="dxa"/>
+            <w:tcW w:w="2126" w:type="dxa"/>
             <w:vAlign w:val="center"/>
             <w:textDirection w:val="lrTb"/>
             <w:noWrap w:val="false"/>
@@ -2971,7 +2971,7 @@
               <w:right w:w="105" w:type="dxa"/>
               <w:bottom w:w="0" w:type="dxa"/>
             </w:tcMar>
-            <w:tcW w:w="1493" w:type="dxa"/>
+            <w:tcW w:w="1469" w:type="dxa"/>
             <w:vAlign w:val="center"/>
             <w:textDirection w:val="lrTb"/>
             <w:noWrap w:val="false"/>
@@ -3024,7 +3024,7 @@
               <w:right w:w="105" w:type="dxa"/>
               <w:bottom w:w="0" w:type="dxa"/>
             </w:tcMar>
-            <w:tcW w:w="1564" w:type="dxa"/>
+            <w:tcW w:w="1134" w:type="dxa"/>
             <w:vAlign w:val="center"/>
             <w:textDirection w:val="lrTb"/>
             <w:noWrap w:val="false"/>
@@ -3075,7 +3075,7 @@
               <w:left w:w="105" w:type="dxa"/>
               <w:right w:w="105" w:type="dxa"/>
             </w:tcMar>
-            <w:tcW w:w="1915" w:type="dxa"/>
+            <w:tcW w:w="2126" w:type="dxa"/>
             <w:vAlign w:val="center"/>
             <w:textDirection w:val="lrTb"/>
             <w:noWrap w:val="false"/>
@@ -3180,445 +3180,6 @@
     <w:p>
       <w:pPr>
         <w:pBdr/>
-        <w:spacing w:after="0"/>
-        <w:ind/>
-        <w:jc w:val="right"/>
-        <w:rPr>
-          <w:rFonts w:ascii="Calibri" w:hAnsi="Calibri" w:cs="Calibri"/>
-          <w:b/>
-          <w:bCs/>
-          <w:sz w:val="22"/>
-          <w:szCs w:val="22"/>
-        </w:rPr>
-      </w:pPr>
-      <w:r>
-        <w:rPr>
-          <w:rFonts w:ascii="Calibri" w:hAnsi="Calibri" w:eastAsia="Calibri" w:cs="Calibri"/>
-        </w:rPr>
-        <w:t xml:space="preserve">        </w:t>
-      </w:r>
-      <w:r>
-        <w:rPr>
-          <w:rFonts w:ascii="Calibri" w:hAnsi="Calibri" w:eastAsia="Calibri" w:cs="Calibri"/>
-          <w:b/>
-          <w:bCs/>
-          <w:sz w:val="22"/>
-          <w:szCs w:val="22"/>
-        </w:rPr>
-        <w:t xml:space="preserve">Sub Total: </w:t>
-      </w:r>
-      <w:r>
-        <w:rPr>
-          <w:rFonts w:ascii="Calibri" w:hAnsi="Calibri" w:cs="Calibri"/>
-          <w:b/>
-          <w:bCs/>
-          <w:sz w:val="22"/>
-          <w:szCs w:val="22"/>
-        </w:rPr>
-      </w:r>
-      <w:r>
-        <w:rPr>
-          <w:rFonts w:ascii="Calibri" w:hAnsi="Calibri" w:cs="Calibri"/>
-          <w:b/>
-          <w:bCs/>
-          <w:sz w:val="22"/>
-          <w:szCs w:val="22"/>
-        </w:rPr>
-      </w:r>
-    </w:p>
-    <w:p>
-      <w:pPr>
-        <w:pBdr/>
-        <w:spacing w:after="0"/>
-        <w:ind/>
-        <w:jc w:val="right"/>
-        <w:rPr>
-          <w:rFonts w:ascii="Calibri" w:hAnsi="Calibri" w:cs="Calibri"/>
-          <w:b/>
-          <w:bCs/>
-          <w:sz w:val="22"/>
-          <w:szCs w:val="22"/>
-        </w:rPr>
-      </w:pPr>
-      <w:r>
-        <w:rPr>
-          <w:rFonts w:ascii="Calibri" w:hAnsi="Calibri" w:eastAsia="Calibri" w:cs="Calibri"/>
-          <w:b/>
-          <w:bCs/>
-          <w:sz w:val="22"/>
-          <w:szCs w:val="22"/>
-        </w:rPr>
-        <w:t xml:space="preserve">         Discount: </w:t>
-      </w:r>
-      <w:r>
-        <w:rPr>
-          <w:rFonts w:ascii="Calibri" w:hAnsi="Calibri" w:cs="Calibri"/>
-          <w:b/>
-          <w:bCs/>
-          <w:sz w:val="22"/>
-          <w:szCs w:val="22"/>
-        </w:rPr>
-      </w:r>
-      <w:r>
-        <w:rPr>
-          <w:rFonts w:ascii="Calibri" w:hAnsi="Calibri" w:cs="Calibri"/>
-          <w:b/>
-          <w:bCs/>
-          <w:sz w:val="22"/>
-          <w:szCs w:val="22"/>
-        </w:rPr>
-      </w:r>
-    </w:p>
-    <w:p>
-      <w:pPr>
-        <w:pBdr/>
-        <w:spacing w:after="0"/>
-        <w:ind/>
-        <w:jc w:val="right"/>
-        <w:rPr>
-          <w:rFonts w:ascii="Calibri" w:hAnsi="Calibri" w:eastAsia="Calibri" w:cs="Calibri"/>
-          <w:b/>
-          <w:bCs/>
-          <w:sz w:val="22"/>
-          <w:szCs w:val="22"/>
-        </w:rPr>
-      </w:pPr>
-      <w:r>
-        <w:rPr>
-          <w:rFonts w:ascii="Calibri" w:hAnsi="Calibri" w:eastAsia="Calibri" w:cs="Calibri"/>
-          <w:b/>
-          <w:bCs/>
-          <w:sz w:val="22"/>
-          <w:szCs w:val="22"/>
-        </w:rPr>
-        <w:t xml:space="preserve">Total amount Paid: </w:t>
-      </w:r>
-      <w:r>
-        <w:rPr>
-          <w:rFonts w:ascii="Calibri" w:hAnsi="Calibri" w:eastAsia="Calibri" w:cs="Calibri"/>
-          <w:b/>
-          <w:bCs/>
-          <w:sz w:val="22"/>
-          <w:szCs w:val="22"/>
-        </w:rPr>
-      </w:r>
-      <w:r>
-        <w:rPr>
-          <w:rFonts w:ascii="Calibri" w:hAnsi="Calibri" w:eastAsia="Calibri" w:cs="Calibri"/>
-          <w:b/>
-          <w:bCs/>
-          <w:sz w:val="22"/>
-          <w:szCs w:val="22"/>
-        </w:rPr>
-      </w:r>
-    </w:p>
-    <w:p>
-      <w:pPr>
-        <w:pBdr/>
-        <w:spacing w:after="0"/>
-        <w:ind/>
-        <w:jc w:val="right"/>
-        <w:rPr>
-          <w:rFonts w:ascii="Calibri" w:hAnsi="Calibri" w:eastAsia="Calibri" w:cs="Calibri"/>
-          <w:b/>
-          <w:bCs/>
-          <w:sz w:val="22"/>
-          <w:szCs w:val="22"/>
-        </w:rPr>
-      </w:pPr>
-      <w:r>
-        <w:rPr>
-          <w:rFonts w:ascii="Calibri" w:hAnsi="Calibri" w:eastAsia="Calibri" w:cs="Calibri"/>
-          <w:b/>
-          <w:bCs/>
-          <w:sz w:val="22"/>
-          <w:szCs w:val="22"/>
-        </w:rPr>
-        <w:t xml:space="preserve">{#invoicedata}{subtotal}{/} </w:t>
-      </w:r>
-      <w:r>
-        <w:rPr>
-          <w:rFonts w:ascii="Calibri" w:hAnsi="Calibri" w:eastAsia="Calibri" w:cs="Calibri"/>
-          <w:b/>
-          <w:bCs/>
-          <w:sz w:val="22"/>
-          <w:szCs w:val="22"/>
-        </w:rPr>
-      </w:r>
-      <w:r>
-        <w:rPr>
-          <w:rFonts w:ascii="Calibri" w:hAnsi="Calibri" w:eastAsia="Calibri" w:cs="Calibri"/>
-          <w:b/>
-          <w:bCs/>
-          <w:sz w:val="22"/>
-          <w:szCs w:val="22"/>
-        </w:rPr>
-      </w:r>
-    </w:p>
-    <w:p>
-      <w:pPr>
-        <w:pBdr/>
-        <w:spacing w:after="0"/>
-        <w:ind/>
-        <w:jc w:val="right"/>
-        <w:rPr>
-          <w:rFonts w:ascii="Calibri" w:hAnsi="Calibri" w:eastAsia="Calibri" w:cs="Calibri"/>
-          <w:b/>
-          <w:bCs/>
-          <w:sz w:val="22"/>
-          <w:szCs w:val="22"/>
-        </w:rPr>
-      </w:pPr>
-      <w:r>
-        <w:rPr>
-          <w:rFonts w:ascii="Calibri" w:hAnsi="Calibri" w:eastAsia="Calibri" w:cs="Calibri"/>
-          <w:b/>
-          <w:bCs/>
-          <w:sz w:val="22"/>
-          <w:szCs w:val="22"/>
-        </w:rPr>
-        <w:t xml:space="preserve">{#invoicedata}{discount}{/}</w:t>
-      </w:r>
-      <w:r>
-        <w:rPr>
-          <w:rFonts w:ascii="Calibri" w:hAnsi="Calibri" w:eastAsia="Calibri" w:cs="Calibri"/>
-          <w:b/>
-          <w:bCs/>
-          <w:sz w:val="22"/>
-          <w:szCs w:val="22"/>
-        </w:rPr>
-      </w:r>
-      <w:r>
-        <w:rPr>
-          <w:rFonts w:ascii="Calibri" w:hAnsi="Calibri" w:eastAsia="Calibri" w:cs="Calibri"/>
-          <w:b/>
-          <w:bCs/>
-          <w:sz w:val="22"/>
-          <w:szCs w:val="22"/>
-        </w:rPr>
-      </w:r>
-    </w:p>
-    <w:p>
-      <w:pPr>
-        <w:pBdr/>
-        <w:spacing w:after="0"/>
-        <w:ind/>
-        <w:jc w:val="right"/>
-        <w:rPr>
-          <w:rFonts w:ascii="Calibri" w:hAnsi="Calibri" w:eastAsia="Calibri" w:cs="Calibri"/>
-          <w:b/>
-          <w:bCs/>
-          <w:sz w:val="22"/>
-          <w:szCs w:val="22"/>
-        </w:rPr>
-        <w:sectPr>
-          <w:footnotePr/>
-          <w:endnotePr/>
-          <w:type w:val="continuous"/>
-          <w:pgSz w:h="15840" w:orient="portrait" w:w="12240"/>
-          <w:pgMar w:top="432" w:right="432" w:bottom="432" w:left="432" w:header="709" w:footer="709" w:gutter="0"/>
-          <w:cols w:num="2" w:sep="0" w:space="709" w:equalWidth="0">
-            <w:col w:w="9445" w:space="935"/>
-            <w:col w:w="995" w:space="0"/>
-          </w:cols>
-        </w:sectPr>
-      </w:pPr>
-      <w:r>
-        <w:rPr>
-          <w:rFonts w:ascii="Calibri" w:hAnsi="Calibri" w:eastAsia="Calibri" w:cs="Calibri"/>
-          <w:b/>
-          <w:bCs/>
-          <w:sz w:val="22"/>
-          <w:szCs w:val="22"/>
-        </w:rPr>
-        <w:t xml:space="preserve">{#invoicedata}{/}{#invoicedata}{total}{/}</w:t>
-      </w:r>
-      <w:r>
-        <w:rPr>
-          <w:rFonts w:ascii="Calibri" w:hAnsi="Calibri" w:eastAsia="Calibri" w:cs="Calibri"/>
-          <w:b/>
-          <w:bCs/>
-          <w:sz w:val="22"/>
-          <w:szCs w:val="22"/>
-        </w:rPr>
-      </w:r>
-      <w:r>
-        <w:rPr>
-          <w:rFonts w:ascii="Calibri" w:hAnsi="Calibri" w:eastAsia="Calibri" w:cs="Calibri"/>
-          <w:b/>
-          <w:bCs/>
-          <w:sz w:val="22"/>
-          <w:szCs w:val="22"/>
-        </w:rPr>
-      </w:r>
-    </w:p>
-    <w:p>
-      <w:pPr>
-        <w:pBdr/>
-        <w:spacing/>
-        <w:ind/>
-        <w:rPr>
-          <w:rFonts w:ascii="Calibri" w:hAnsi="Calibri" w:cs="Calibri"/>
-        </w:rPr>
-        <w:sectPr>
-          <w:footnotePr/>
-          <w:endnotePr/>
-          <w:type w:val="continuous"/>
-          <w:pgSz w:h="15840" w:orient="portrait" w:w="12240"/>
-          <w:pgMar w:top="432" w:right="432" w:bottom="432" w:left="432" w:header="709" w:footer="709" w:gutter="0"/>
-          <w:cols w:num="1" w:sep="0" w:space="720" w:equalWidth="1"/>
-        </w:sectPr>
-      </w:pPr>
-      <w:r>
-        <w:rPr>
-          <w:rFonts w:ascii="Calibri" w:hAnsi="Calibri" w:cs="Calibri"/>
-        </w:rPr>
-      </w:r>
-      <w:r>
-        <w:rPr>
-          <w:rFonts w:ascii="Calibri" w:hAnsi="Calibri" w:cs="Calibri"/>
-        </w:rPr>
-      </w:r>
-      <w:r>
-        <w:rPr>
-          <w:rFonts w:ascii="Calibri" w:hAnsi="Calibri" w:cs="Calibri"/>
-        </w:rPr>
-      </w:r>
-    </w:p>
-    <w:p>
-      <w:pPr>
-        <w:pBdr/>
-        <w:spacing w:after="0"/>
-        <w:ind/>
-        <w:rPr>
-          <w:rFonts w:ascii="Calibri" w:hAnsi="Calibri" w:cs="Calibri"/>
-          <w:b/>
-          <w:color w:val="000000" w:themeColor="text1"/>
-        </w:rPr>
-      </w:pPr>
-      <w:r>
-        <w:rPr>
-          <w:rFonts w:ascii="Calibri" w:hAnsi="Calibri" w:eastAsia="Calibri" w:cs="Calibri"/>
-          <w:b/>
-          <w:bCs/>
-          <w:color w:val="000000" w:themeColor="text1"/>
-        </w:rPr>
-        <w:tab/>
-      </w:r>
-      <w:r>
-        <w:rPr>
-          <w:rFonts w:ascii="Calibri" w:hAnsi="Calibri" w:eastAsia="Calibri" w:cs="Calibri"/>
-          <w:b/>
-          <w:bCs/>
-          <w:color w:val="000000" w:themeColor="text1"/>
-        </w:rPr>
-        <w:tab/>
-      </w:r>
-      <w:r>
-        <w:rPr>
-          <w:rFonts w:ascii="Calibri" w:hAnsi="Calibri" w:eastAsia="Calibri" w:cs="Calibri"/>
-          <w:b/>
-          <w:bCs/>
-          <w:color w:val="000000" w:themeColor="text1"/>
-        </w:rPr>
-        <w:tab/>
-      </w:r>
-      <w:r>
-        <w:rPr>
-          <w:rFonts w:ascii="Calibri" w:hAnsi="Calibri" w:eastAsia="Calibri" w:cs="Calibri"/>
-          <w:b/>
-          <w:bCs/>
-          <w:color w:val="000000" w:themeColor="text1"/>
-        </w:rPr>
-        <w:tab/>
-      </w:r>
-      <w:r>
-        <w:rPr>
-          <w:rFonts w:ascii="Calibri" w:hAnsi="Calibri" w:eastAsia="Calibri" w:cs="Calibri"/>
-          <w:b/>
-          <w:bCs/>
-          <w:color w:val="000000" w:themeColor="text1"/>
-        </w:rPr>
-        <w:tab/>
-      </w:r>
-      <w:r>
-        <w:rPr>
-          <w:rFonts w:ascii="Calibri" w:hAnsi="Calibri" w:eastAsia="Calibri" w:cs="Calibri"/>
-          <w:b/>
-          <w:bCs/>
-          <w:color w:val="000000" w:themeColor="text1"/>
-        </w:rPr>
-        <w:tab/>
-      </w:r>
-      <w:r>
-        <w:rPr>
-          <w:rFonts w:ascii="Calibri" w:hAnsi="Calibri" w:eastAsia="Calibri" w:cs="Calibri"/>
-          <w:b/>
-          <w:bCs/>
-          <w:color w:val="000000" w:themeColor="text1"/>
-        </w:rPr>
-        <w:tab/>
-      </w:r>
-      <w:r>
-        <w:rPr>
-          <w:rFonts w:ascii="Calibri" w:hAnsi="Calibri" w:eastAsia="Calibri" w:cs="Calibri"/>
-          <w:b/>
-          <w:bCs/>
-          <w:color w:val="000000" w:themeColor="text1"/>
-        </w:rPr>
-        <w:tab/>
-      </w:r>
-      <w:r>
-        <w:rPr>
-          <w:rFonts w:ascii="Calibri" w:hAnsi="Calibri" w:cs="Calibri"/>
-          <w:b/>
-          <w:color w:val="000000" w:themeColor="text1"/>
-        </w:rPr>
-      </w:r>
-      <w:r>
-        <w:rPr>
-          <w:rFonts w:ascii="Calibri" w:hAnsi="Calibri" w:cs="Calibri"/>
-          <w:b/>
-          <w:color w:val="000000" w:themeColor="text1"/>
-        </w:rPr>
-      </w:r>
-    </w:p>
-    <w:p>
-      <w:pPr>
-        <w:pBdr/>
-        <w:spacing/>
-        <w:ind/>
-        <w:rPr>
-          <w:rFonts w:ascii="Calibri" w:hAnsi="Calibri" w:cs="Calibri"/>
-        </w:rPr>
-        <w:sectPr>
-          <w:footnotePr/>
-          <w:endnotePr/>
-          <w:type w:val="continuous"/>
-          <w:pgSz w:h="15840" w:orient="portrait" w:w="12240"/>
-          <w:pgMar w:top="432" w:right="432" w:bottom="432" w:left="432" w:header="709" w:footer="709" w:gutter="0"/>
-          <w:cols w:num="2" w:sep="0" w:space="709" w:equalWidth="1"/>
-        </w:sectPr>
-      </w:pPr>
-      <w:r>
-        <w:rPr>
-          <w:rFonts w:ascii="Calibri" w:hAnsi="Calibri" w:cs="Calibri"/>
-        </w:rPr>
-      </w:r>
-      <w:r>
-        <w:rPr>
-          <w:rFonts w:ascii="Calibri" w:hAnsi="Calibri" w:cs="Calibri"/>
-        </w:rPr>
-      </w:r>
-      <w:r>
-        <w:rPr>
-          <w:rFonts w:ascii="Calibri" w:hAnsi="Calibri" w:cs="Calibri"/>
-        </w:rPr>
-      </w:r>
-    </w:p>
-    <w:p>
-      <w:pPr>
-        <w:pBdr/>
         <w:spacing/>
         <w:ind/>
         <w:rPr>
@@ -3647,8 +3208,15 @@
         <w:pBdr/>
         <w:spacing w:after="0"/>
         <w:ind/>
-        <w:rPr/>
-      </w:pPr>
+        <w:rPr>
+          <w:highlight w:val="none"/>
+        </w:rPr>
+      </w:pPr>
+      <w:r>
+        <w:rPr>
+          <w:rFonts w:ascii="Calibri" w:hAnsi="Calibri" w:cs="Calibri"/>
+        </w:rPr>
+      </w:r>
       <w:r>
         <mc:AlternateContent>
           <mc:Choice Requires="wpg">
@@ -3664,7 +3232,7 @@
                   <a:graphicData uri="http://schemas.openxmlformats.org/drawingml/2006/picture">
                     <pic:pic xmlns:pic="http://schemas.openxmlformats.org/drawingml/2006/picture">
                       <pic:nvPicPr>
-                        <pic:cNvPr id="141316301" name=""/>
+                        <pic:cNvPr id="1307641658" name=""/>
                         <pic:cNvPicPr>
                           <a:picLocks noChangeAspect="1"/>
                         </pic:cNvPicPr>
@@ -3677,7 +3245,7 @@
                       <pic:spPr bwMode="auto">
                         <a:xfrm rot="0">
                           <a:off x="0" y="0"/>
-                          <a:ext cx="972160" cy="402336"/>
+                          <a:ext cx="972159" cy="402336"/>
                         </a:xfrm>
                         <a:prstGeom prst="rect">
                           <a:avLst/>
@@ -3718,17 +3286,264 @@
           </mc:Fallback>
         </mc:AlternateContent>
       </w:r>
-      <w:r/>
+      <w:r>
+        <w:rPr>
+          <w:highlight w:val="none"/>
+        </w:rPr>
+      </w:r>
+      <w:r>
+        <w:rPr>
+          <w:highlight w:val="none"/>
+        </w:rPr>
+      </w:r>
     </w:p>
     <w:p>
       <w:pPr>
+        <w:pBdr>
+          <w:top w:val="none" w:color="000000" w:sz="4" w:space="0"/>
+          <w:left w:val="none" w:color="000000" w:sz="4" w:space="0"/>
+          <w:bottom w:val="none" w:color="000000" w:sz="4" w:space="0"/>
+          <w:right w:val="none" w:color="000000" w:sz="4" w:space="0"/>
+        </w:pBdr>
+        <w:spacing/>
+        <w:ind w:right="0" w:firstLine="0" w:left="0"/>
+        <w:rPr>
+          <w:rFonts w:ascii="Times New Roman" w:hAnsi="Times New Roman" w:eastAsia="Times New Roman" w:cs="Times New Roman"/>
+          <w:b/>
+          <w:bCs/>
+          <w:color w:val="000000"/>
+          <w:sz w:val="24"/>
+          <w:szCs w:val="24"/>
+          <w:highlight w:val="none"/>
+        </w:rPr>
+      </w:pPr>
+      <w:r>
+        <w:rPr>
+          <w:rFonts w:ascii="Times New Roman" w:hAnsi="Times New Roman" w:eastAsia="Times New Roman" w:cs="Times New Roman"/>
+          <w:b/>
+          <w:color w:val="000000"/>
+          <w:sz w:val="24"/>
+        </w:rPr>
+        <w:t xml:space="preserve">Sub Total:{#invoicedata}{subtotal}{/}</w:t>
+      </w:r>
+      <w:r>
+        <w:rPr>
+          <w:rFonts w:ascii="Times New Roman" w:hAnsi="Times New Roman" w:eastAsia="Times New Roman" w:cs="Times New Roman"/>
+          <w:b/>
+          <w:bCs/>
+          <w:color w:val="000000"/>
+          <w:sz w:val="24"/>
+          <w:szCs w:val="24"/>
+          <w:highlight w:val="none"/>
+        </w:rPr>
+      </w:r>
+      <w:r>
+        <w:rPr>
+          <w:rFonts w:ascii="Times New Roman" w:hAnsi="Times New Roman" w:eastAsia="Times New Roman" w:cs="Times New Roman"/>
+          <w:b/>
+          <w:bCs/>
+          <w:color w:val="000000"/>
+          <w:sz w:val="24"/>
+          <w:szCs w:val="24"/>
+          <w:highlight w:val="none"/>
+        </w:rPr>
+      </w:r>
+    </w:p>
+    <w:p>
+      <w:pPr>
+        <w:pBdr>
+          <w:top w:val="none" w:color="000000" w:sz="4" w:space="0"/>
+          <w:left w:val="none" w:color="000000" w:sz="4" w:space="0"/>
+          <w:bottom w:val="none" w:color="000000" w:sz="4" w:space="0"/>
+          <w:right w:val="none" w:color="000000" w:sz="4" w:space="0"/>
+        </w:pBdr>
+        <w:spacing/>
+        <w:ind w:right="0" w:firstLine="0" w:left="0"/>
+        <w:rPr>
+          <w:rFonts w:ascii="Times New Roman" w:hAnsi="Times New Roman" w:eastAsia="Times New Roman" w:cs="Times New Roman"/>
+          <w:b/>
+          <w:bCs/>
+          <w:color w:val="000000"/>
+          <w:sz w:val="24"/>
+          <w:szCs w:val="24"/>
+          <w:highlight w:val="none"/>
+        </w:rPr>
+      </w:pPr>
+      <w:r>
+        <w:rPr>
+          <w:rFonts w:ascii="Times New Roman" w:hAnsi="Times New Roman" w:eastAsia="Times New Roman" w:cs="Times New Roman"/>
+          <w:b/>
+          <w:bCs/>
+          <w:sz w:val="24"/>
+          <w:highlight w:val="none"/>
+          <w:lang w:val="en-GB"/>
+        </w:rPr>
+        <w:t xml:space="preserve">Tax Amount:{#invoicedata}{t</w:t>
+      </w:r>
+      <w:r>
+        <w:rPr>
+          <w:rFonts w:ascii="Calibri" w:hAnsi="Calibri" w:eastAsia="Calibri" w:cs="Calibri"/>
+          <w:b/>
+          <w:bCs/>
+          <w:color w:val="000000" w:themeColor="text1"/>
+          <w:sz w:val="22"/>
+          <w:szCs w:val="22"/>
+        </w:rPr>
+        <w:t xml:space="preserve">axamount</w:t>
+      </w:r>
+      <w:r>
+        <w:rPr>
+          <w:rFonts w:ascii="Times New Roman" w:hAnsi="Times New Roman" w:eastAsia="Times New Roman" w:cs="Times New Roman"/>
+          <w:b/>
+          <w:bCs/>
+          <w:sz w:val="24"/>
+          <w:highlight w:val="none"/>
+          <w:lang w:val="en-GB"/>
+        </w:rPr>
+        <w:t xml:space="preserve">}{/}</w:t>
+      </w:r>
+      <w:r>
+        <w:rPr>
+          <w:rFonts w:ascii="Times New Roman" w:hAnsi="Times New Roman" w:eastAsia="Times New Roman" w:cs="Times New Roman"/>
+          <w:b/>
+          <w:bCs/>
+          <w:color w:val="000000"/>
+          <w:sz w:val="24"/>
+          <w:szCs w:val="24"/>
+          <w:highlight w:val="none"/>
+        </w:rPr>
+      </w:r>
+      <w:r>
+        <w:rPr>
+          <w:rFonts w:ascii="Times New Roman" w:hAnsi="Times New Roman" w:eastAsia="Times New Roman" w:cs="Times New Roman"/>
+          <w:b/>
+          <w:bCs/>
+          <w:color w:val="000000"/>
+          <w:sz w:val="24"/>
+          <w:szCs w:val="24"/>
+          <w:highlight w:val="none"/>
+        </w:rPr>
+      </w:r>
+    </w:p>
+    <w:p>
+      <w:pPr>
+        <w:pBdr>
+          <w:top w:val="none" w:color="000000" w:sz="4" w:space="0"/>
+          <w:left w:val="none" w:color="000000" w:sz="4" w:space="0"/>
+          <w:bottom w:val="none" w:color="000000" w:sz="4" w:space="0"/>
+          <w:right w:val="none" w:color="000000" w:sz="4" w:space="0"/>
+        </w:pBdr>
+        <w:spacing/>
+        <w:ind w:right="0" w:firstLine="0" w:left="0"/>
+        <w:rPr>
+          <w:rFonts w:ascii="Times New Roman" w:hAnsi="Times New Roman" w:eastAsia="Times New Roman" w:cs="Times New Roman"/>
+          <w:sz w:val="24"/>
+        </w:rPr>
+        <w:sectPr>
+          <w:footnotePr/>
+          <w:endnotePr/>
+          <w:type w:val="continuous"/>
+          <w:pgSz w:h="15840" w:orient="portrait" w:w="12240"/>
+          <w:pgMar w:top="432" w:right="432" w:bottom="432" w:left="432" w:header="709" w:footer="709" w:gutter="0"/>
+          <w:cols w:num="2" w:sep="0" w:space="709" w:equalWidth="1"/>
+        </w:sectPr>
+      </w:pPr>
+      <w:r>
+        <w:rPr>
+          <w:rFonts w:ascii="Times New Roman" w:hAnsi="Times New Roman" w:eastAsia="Times New Roman" w:cs="Times New Roman"/>
+          <w:b/>
+          <w:color w:val="000000"/>
+          <w:sz w:val="24"/>
+        </w:rPr>
+        <w:t xml:space="preserve">Total amount Paid:{#invoicedata}{total}{/}</w:t>
+      </w:r>
+      <w:r>
+        <w:rPr>
+          <w:rFonts w:ascii="Times New Roman" w:hAnsi="Times New Roman" w:eastAsia="Times New Roman" w:cs="Times New Roman"/>
+          <w:sz w:val="24"/>
+        </w:rPr>
+      </w:r>
+      <w:r>
+        <w:rPr>
+          <w:rFonts w:ascii="Times New Roman" w:hAnsi="Times New Roman" w:eastAsia="Times New Roman" w:cs="Times New Roman"/>
+          <w:sz w:val="24"/>
+        </w:rPr>
+      </w:r>
+    </w:p>
+    <w:p>
+      <w:pPr>
         <w:pBdr/>
         <w:spacing w:after="0"/>
         <w:ind/>
+        <w:jc w:val="left"/>
+        <w:rPr/>
+      </w:pPr>
+      <w:r>
+        <w:rPr>
+          <w:rFonts w:ascii="Calibri" w:hAnsi="Calibri" w:eastAsia="Calibri" w:cs="Calibri"/>
+          <w:b/>
+          <w:bCs/>
+          <w:sz w:val="22"/>
+          <w:szCs w:val="22"/>
+          <w:lang w:val="en-GB"/>
+        </w:rPr>
+        <w:t xml:space="preserve">                                                                                                                                                   </w:t>
+      </w:r>
+      <w:r/>
+      <w:r>
+        <w:rPr>
+          <w:rFonts w:ascii="Times New Roman" w:hAnsi="Times New Roman" w:eastAsia="Times New Roman" w:cs="Times New Roman"/>
+          <w:b/>
+          <w:color w:val="000000"/>
+          <w:sz w:val="24"/>
+        </w:rPr>
+      </w:r>
+      <w:r>
+        <w:rPr>
+          <w:rFonts w:ascii="Times New Roman" w:hAnsi="Times New Roman" w:eastAsia="Times New Roman" w:cs="Times New Roman"/>
+          <w:sz w:val="24"/>
+        </w:rPr>
+      </w:r>
+      <w:r>
+        <w:rPr>
+          <w:rFonts w:ascii="Calibri" w:hAnsi="Calibri" w:eastAsia="Calibri" w:cs="Calibri"/>
+          <w:b/>
+          <w:bCs/>
+          <w:sz w:val="22"/>
+          <w:szCs w:val="22"/>
+          <w:lang w:val="en-GB"/>
+        </w:rPr>
+      </w:r>
+    </w:p>
+    <w:p>
+      <w:pPr>
+        <w:pBdr/>
+        <w:spacing w:after="0"/>
+        <w:ind/>
+        <w:rPr>
+          <w:highlight w:val="none"/>
+        </w:rPr>
+      </w:pPr>
+      <w:r>
         <w:rPr>
           <w:rFonts w:ascii="Calibri" w:hAnsi="Calibri" w:cs="Calibri"/>
         </w:rPr>
-      </w:pPr>
+      </w:r>
+      <w:r/>
+      <w:r/>
+      <w:r/>
+      <w:r>
+        <w:rPr>
+          <w:rFonts w:ascii="Calibri" w:hAnsi="Calibri" w:cs="Calibri"/>
+        </w:rPr>
+      </w:r>
+      <w:r/>
+      <w:r>
+        <w:rPr>
+          <w:rFonts w:ascii="Calibri" w:hAnsi="Calibri" w:cs="Calibri"/>
+        </w:rPr>
+      </w:r>
+      <w:r/>
       <w:r>
         <w:rPr>
           <w:rFonts w:ascii="Calibri" w:hAnsi="Calibri" w:cs="Calibri"/>
@@ -3754,6 +3569,12 @@
           <w:rFonts w:ascii="Calibri" w:hAnsi="Calibri" w:cs="Calibri"/>
         </w:rPr>
       </w:pPr>
+      <w:r>
+        <w:rPr>
+          <w:rFonts w:ascii="Calibri" w:hAnsi="Calibri" w:cs="Calibri"/>
+        </w:rPr>
+      </w:r>
+      <w:r/>
       <w:r>
         <w:rPr>
           <w:rFonts w:ascii="Calibri" w:hAnsi="Calibri" w:cs="Calibri"/>

--- a/invoice/revoinvoicerental.docx
+++ b/invoice/revoinvoicerental.docx
@@ -3092,7 +3092,7 @@
           <w:b/>
           <w:bCs/>
           <w:color w:val="000000" w:themeColor="text1"/>
-          <w:highlight w:val="none"/>
+          <w:lang w:val="en-GB"/>
         </w:rPr>
       </w:pPr>
       <w:r>
@@ -3102,65 +3102,18 @@
           <w:bCs/>
           <w:color w:val="000000" w:themeColor="text1"/>
         </w:rPr>
-        <w:t xml:space="preserve">                                                                                                     </w:t>
+        <w:t xml:space="preserve">                                                                                           </w:t>
       </w:r>
       <w:r>
         <w:rPr>
-          <w:rFonts w:ascii="Calibri" w:hAnsi="Calibri" w:cs="Calibri"/>
-          <w:b/>
-          <w:bCs/>
-          <w:sz w:val="22"/>
-          <w:szCs w:val="22"/>
-        </w:rPr>
-      </w:r>
-      <w:r>
-        <w:rPr>
-          <w:rFonts w:ascii="Calibri" w:hAnsi="Calibri" w:cs="Calibri"/>
+          <w:rFonts w:ascii="Calibri" w:hAnsi="Calibri" w:eastAsia="Calibri" w:cs="Calibri"/>
           <w:b/>
           <w:bCs/>
           <w:color w:val="000000" w:themeColor="text1"/>
+          <w:lang w:val="en-GB"/>
         </w:rPr>
+        <w:t xml:space="preserve">                                      </w:t>
       </w:r>
-    </w:p>
-    <w:p>
-      <w:pPr>
-        <w:pBdr/>
-        <w:spacing w:after="0"/>
-        <w:ind/>
-        <w:rPr>
-          <w:rFonts w:ascii="Calibri" w:hAnsi="Calibri" w:cs="Calibri"/>
-          <w:b/>
-          <w:bCs/>
-          <w:color w:val="000000" w:themeColor="text1"/>
-        </w:rPr>
-      </w:pPr>
-      <w:r>
-        <w:rPr>
-          <w:rFonts w:ascii="Calibri" w:hAnsi="Calibri" w:cs="Calibri"/>
-          <w:b/>
-          <w:bCs/>
-          <w:color w:val="000000" w:themeColor="text1"/>
-        </w:rPr>
-      </w:r>
-      <w:r>
-        <w:rPr>
-          <w:rFonts w:ascii="Calibri" w:hAnsi="Calibri" w:cs="Calibri"/>
-          <w:b/>
-          <w:bCs/>
-          <w:color w:val="000000" w:themeColor="text1"/>
-        </w:rPr>
-      </w:r>
-    </w:p>
-    <w:p>
-      <w:pPr>
-        <w:pBdr/>
-        <w:spacing w:after="0"/>
-        <w:ind/>
-        <w:jc w:val="center"/>
-        <w:rPr>
-          <w:rFonts w:ascii="Calibri" w:hAnsi="Calibri" w:eastAsia="Calibri" w:cs="Calibri"/>
-        </w:rPr>
-      </w:pPr>
       <w:r>
         <w:rPr>
           <w:rFonts w:ascii="Calibri" w:hAnsi="Calibri" w:eastAsia="Calibri" w:cs="Calibri"/>
@@ -3168,20 +3121,53 @@
           <w:bCs/>
           <w:color w:val="000000" w:themeColor="text1"/>
           <w:highlight w:val="none"/>
+        </w:rPr>
+      </w:r>
+    </w:p>
+    <w:p>
+      <w:pPr>
+        <w:pBdr/>
+        <w:spacing w:after="0"/>
+        <w:ind/>
+        <w:rPr>
+          <w:rFonts w:ascii="Calibri" w:hAnsi="Calibri" w:eastAsia="Calibri" w:cs="Calibri"/>
+          <w:b/>
+          <w:bCs/>
+          <w:color w:val="000000" w:themeColor="text1"/>
+          <w:highlight w:val="none"/>
+        </w:rPr>
+      </w:pPr>
+      <w:r>
+        <w:rPr>
+          <w:rFonts w:ascii="Calibri" w:hAnsi="Calibri" w:eastAsia="Calibri" w:cs="Calibri"/>
+          <w:b/>
+          <w:bCs/>
+          <w:color w:val="000000" w:themeColor="text1"/>
           <w:lang w:val="en-GB"/>
         </w:rPr>
-        <w:t xml:space="preserve">                                                                                                               </w:t>
+        <w:t xml:space="preserve">                                                                                                                                </w:t>
       </w:r>
       <w:r>
         <w:rPr>
           <w:rFonts w:ascii="Calibri" w:hAnsi="Calibri" w:eastAsia="Calibri" w:cs="Calibri"/>
+          <w:b/>
+          <w:bCs/>
         </w:rPr>
         <w:t xml:space="preserve">Sub Total:{#invoicedata}{subtotal}{/}</w:t>
       </w:r>
-      <w:r/>
       <w:r>
         <w:rPr>
           <w:rFonts w:ascii="Calibri" w:hAnsi="Calibri" w:eastAsia="Calibri" w:cs="Calibri"/>
+          <w:b/>
+          <w:bCs/>
+          <w:color w:val="000000" w:themeColor="text1"/>
+          <w:highlight w:val="none"/>
+        </w:rPr>
+      </w:r>
+      <w:r>
+        <w:rPr>
+          <w:b/>
+          <w:bCs/>
         </w:rPr>
       </w:r>
     </w:p>
@@ -3193,17 +3179,23 @@
         <w:jc w:val="center"/>
         <w:rPr>
           <w:rFonts w:ascii="Calibri" w:hAnsi="Calibri" w:eastAsia="Calibri" w:cs="Calibri"/>
+          <w:b/>
+          <w:bCs/>
         </w:rPr>
       </w:pPr>
       <w:r>
         <w:rPr>
           <w:rFonts w:ascii="Calibri" w:hAnsi="Calibri" w:eastAsia="Calibri" w:cs="Calibri"/>
+          <w:b/>
+          <w:bCs/>
         </w:rPr>
         <w:tab/>
       </w:r>
       <w:r>
         <w:rPr>
           <w:rFonts w:ascii="Calibri" w:hAnsi="Calibri" w:eastAsia="Calibri" w:cs="Calibri"/>
+          <w:b/>
+          <w:bCs/>
           <w:lang w:val="en-GB"/>
         </w:rPr>
         <w:t xml:space="preserve">                                                                                                                  </w:t>
@@ -3211,17 +3203,23 @@
       <w:r>
         <w:rPr>
           <w:rFonts w:ascii="Calibri" w:hAnsi="Calibri" w:eastAsia="Calibri" w:cs="Calibri"/>
+          <w:b/>
+          <w:bCs/>
         </w:rPr>
         <w:t xml:space="preserve">Tax:{#invoicedata}{taxamount}{/}</w:t>
       </w:r>
       <w:r>
         <w:rPr>
           <w:rFonts w:ascii="Calibri" w:hAnsi="Calibri" w:eastAsia="Calibri" w:cs="Calibri"/>
+          <w:b/>
+          <w:bCs/>
         </w:rPr>
       </w:r>
       <w:r>
         <w:rPr>
           <w:rFonts w:ascii="Calibri" w:hAnsi="Calibri" w:eastAsia="Calibri" w:cs="Calibri"/>
+          <w:b/>
+          <w:bCs/>
         </w:rPr>
       </w:r>
     </w:p>
@@ -3242,36 +3240,41 @@
       <w:r>
         <w:rPr>
           <w:rFonts w:ascii="Calibri" w:hAnsi="Calibri" w:eastAsia="Calibri" w:cs="Calibri"/>
+          <w:b/>
+          <w:bCs/>
         </w:rPr>
         <w:tab/>
       </w:r>
       <w:r>
         <w:rPr>
           <w:rFonts w:ascii="Calibri" w:hAnsi="Calibri" w:eastAsia="Calibri" w:cs="Calibri"/>
+          <w:b/>
+          <w:bCs/>
           <w:lang w:val="en-GB"/>
         </w:rPr>
-        <w:t xml:space="preserve">                                                                                                         </w:t>
+        <w:t xml:space="preserve">                                                                             </w:t>
       </w:r>
       <w:r>
         <w:rPr>
           <w:rFonts w:ascii="Calibri" w:hAnsi="Calibri" w:eastAsia="Calibri" w:cs="Calibri"/>
+          <w:b/>
+          <w:bCs/>
         </w:rPr>
         <w:t xml:space="preserve">Total amount Paid:{#invoicedata}{total}</w:t>
       </w:r>
       <w:r>
         <w:rPr>
           <w:rFonts w:ascii="Calibri" w:hAnsi="Calibri" w:eastAsia="Calibri" w:cs="Calibri"/>
+          <w:b/>
+          <w:bCs/>
           <w:lang w:val="en-GB"/>
         </w:rPr>
-        <w:t xml:space="preserve"> </w:t>
+        <w:t xml:space="preserve"> {/}</w:t>
       </w:r>
       <w:r>
         <w:rPr>
-          <w:rFonts w:ascii="Calibri" w:hAnsi="Calibri" w:cs="Calibri"/>
           <w:b/>
           <w:bCs/>
-          <w:sz w:val="22"/>
-          <w:szCs w:val="22"/>
         </w:rPr>
       </w:r>
       <w:r>
@@ -3283,68 +3286,6 @@
           <w:szCs w:val="22"/>
         </w:rPr>
       </w:r>
-      <w:r>
-        <w:rPr>
-          <w:rFonts w:ascii="Calibri" w:hAnsi="Calibri" w:eastAsia="Calibri" w:cs="Calibri"/>
-          <w:b/>
-          <w:bCs/>
-          <w:color w:val="000000" w:themeColor="text1"/>
-          <w:highlight w:val="none"/>
-          <w:lang w:val="en-GB"/>
-        </w:rPr>
-      </w:r>
-      <w:r>
-        <w:rPr>
-          <w:rFonts w:ascii="Calibri" w:hAnsi="Calibri" w:eastAsia="Calibri" w:cs="Calibri"/>
-          <w:b/>
-          <w:bCs/>
-          <w:color w:val="000000" w:themeColor="text1"/>
-          <w:highlight w:val="none"/>
-        </w:rPr>
-      </w:r>
-      <w:r/>
-      <w:r>
-        <w:rPr>
-          <w:rFonts w:ascii="Calibri" w:hAnsi="Calibri" w:cs="Calibri"/>
-          <w:b/>
-          <w:bCs/>
-          <w:sz w:val="22"/>
-          <w:szCs w:val="22"/>
-        </w:rPr>
-      </w:r>
-    </w:p>
-    <w:p>
-      <w:pPr>
-        <w:pBdr/>
-        <w:spacing/>
-        <w:ind/>
-        <w:rPr>
-          <w:rFonts w:ascii="Calibri" w:hAnsi="Calibri" w:cs="Calibri"/>
-        </w:rPr>
-        <w:sectPr>
-          <w:footnotePr/>
-          <w:endnotePr/>
-          <w:type w:val="continuous"/>
-          <w:pgSz w:h="15840" w:orient="portrait" w:w="12240"/>
-          <w:pgMar w:top="432" w:right="432" w:bottom="432" w:left="432" w:header="709" w:footer="709" w:gutter="0"/>
-          <w:cols w:num="1" w:sep="0" w:space="720" w:equalWidth="1"/>
-        </w:sectPr>
-      </w:pPr>
-      <w:r>
-        <w:rPr>
-          <w:rFonts w:ascii="Calibri" w:hAnsi="Calibri" w:cs="Calibri"/>
-        </w:rPr>
-      </w:r>
-      <w:r>
-        <w:rPr>
-          <w:rFonts w:ascii="Calibri" w:hAnsi="Calibri" w:cs="Calibri"/>
-        </w:rPr>
-      </w:r>
-      <w:r>
-        <w:rPr>
-          <w:rFonts w:ascii="Calibri" w:hAnsi="Calibri" w:cs="Calibri"/>
-        </w:rPr>
-      </w:r>
     </w:p>
     <w:p>
       <w:pPr>
@@ -3359,133 +3300,13 @@
       </w:pPr>
       <w:r>
         <w:rPr>
-          <w:rFonts w:ascii="Calibri" w:hAnsi="Calibri" w:eastAsia="Calibri" w:cs="Calibri"/>
-          <w:b/>
-          <w:bCs/>
-          <w:color w:val="000000" w:themeColor="text1"/>
-        </w:rPr>
-        <w:tab/>
-      </w:r>
-      <w:r>
-        <w:rPr>
-          <w:rFonts w:ascii="Calibri" w:hAnsi="Calibri" w:eastAsia="Calibri" w:cs="Calibri"/>
-          <w:b/>
-          <w:bCs/>
-          <w:color w:val="000000" w:themeColor="text1"/>
-        </w:rPr>
-        <w:tab/>
-      </w:r>
-      <w:r>
-        <w:rPr>
-          <w:rFonts w:ascii="Calibri" w:hAnsi="Calibri" w:eastAsia="Calibri" w:cs="Calibri"/>
-          <w:b/>
-          <w:bCs/>
-          <w:color w:val="000000" w:themeColor="text1"/>
-        </w:rPr>
-        <w:tab/>
-      </w:r>
-      <w:r>
-        <w:rPr>
-          <w:rFonts w:ascii="Calibri" w:hAnsi="Calibri" w:eastAsia="Calibri" w:cs="Calibri"/>
-          <w:b/>
-          <w:bCs/>
-          <w:color w:val="000000" w:themeColor="text1"/>
-        </w:rPr>
-        <w:tab/>
-      </w:r>
-      <w:r>
-        <w:rPr>
-          <w:rFonts w:ascii="Calibri" w:hAnsi="Calibri" w:eastAsia="Calibri" w:cs="Calibri"/>
-          <w:b/>
-          <w:bCs/>
-          <w:color w:val="000000" w:themeColor="text1"/>
-        </w:rPr>
-        <w:tab/>
-      </w:r>
-      <w:r>
-        <w:rPr>
-          <w:rFonts w:ascii="Calibri" w:hAnsi="Calibri" w:eastAsia="Calibri" w:cs="Calibri"/>
-          <w:b/>
-          <w:bCs/>
-          <w:color w:val="000000" w:themeColor="text1"/>
-        </w:rPr>
-        <w:tab/>
-      </w:r>
-      <w:r>
-        <w:rPr>
-          <w:rFonts w:ascii="Calibri" w:hAnsi="Calibri" w:eastAsia="Calibri" w:cs="Calibri"/>
-          <w:b/>
-          <w:bCs/>
-          <w:color w:val="000000" w:themeColor="text1"/>
-        </w:rPr>
-        <w:tab/>
-      </w:r>
-      <w:r>
-        <w:rPr>
-          <w:rFonts w:ascii="Calibri" w:hAnsi="Calibri" w:eastAsia="Calibri" w:cs="Calibri"/>
-          <w:b/>
-          <w:bCs/>
-          <w:color w:val="000000" w:themeColor="text1"/>
-        </w:rPr>
-        <w:tab/>
-      </w:r>
-      <w:r>
-        <w:rPr>
           <w:rFonts w:ascii="Calibri" w:hAnsi="Calibri" w:cs="Calibri"/>
           <w:b/>
           <w:color w:val="000000" w:themeColor="text1"/>
+          <w:lang w:val="en-GB"/>
         </w:rPr>
+        <w:t xml:space="preserve"> </w:t>
       </w:r>
-      <w:r>
-        <w:rPr>
-          <w:rFonts w:ascii="Calibri" w:hAnsi="Calibri" w:cs="Calibri"/>
-          <w:b/>
-          <w:color w:val="000000" w:themeColor="text1"/>
-        </w:rPr>
-      </w:r>
-    </w:p>
-    <w:p>
-      <w:pPr>
-        <w:pBdr/>
-        <w:spacing/>
-        <w:ind/>
-        <w:rPr>
-          <w:rFonts w:ascii="Calibri" w:hAnsi="Calibri" w:cs="Calibri"/>
-        </w:rPr>
-        <w:sectPr>
-          <w:footnotePr/>
-          <w:endnotePr/>
-          <w:type w:val="continuous"/>
-          <w:pgSz w:h="15840" w:orient="portrait" w:w="12240"/>
-          <w:pgMar w:top="432" w:right="432" w:bottom="432" w:left="432" w:header="709" w:footer="709" w:gutter="0"/>
-          <w:cols w:num="2" w:sep="0" w:space="709" w:equalWidth="1"/>
-        </w:sectPr>
-      </w:pPr>
-      <w:r>
-        <w:rPr>
-          <w:rFonts w:ascii="Calibri" w:hAnsi="Calibri" w:cs="Calibri"/>
-        </w:rPr>
-      </w:r>
-      <w:r>
-        <w:rPr>
-          <w:rFonts w:ascii="Calibri" w:hAnsi="Calibri" w:cs="Calibri"/>
-        </w:rPr>
-      </w:r>
-      <w:r>
-        <w:rPr>
-          <w:rFonts w:ascii="Calibri" w:hAnsi="Calibri" w:cs="Calibri"/>
-        </w:rPr>
-      </w:r>
-    </w:p>
-    <w:p>
-      <w:pPr>
-        <w:pBdr/>
-        <w:spacing/>
-        <w:ind/>
-        <w:rPr>
-          <w:rFonts w:ascii="Calibri" w:hAnsi="Calibri" w:cs="Calibri"/>
-        </w:rPr>
-      </w:pPr>
       <w:r>
         <w:rPr>
           <w:rFonts w:ascii="Calibri" w:hAnsi="Calibri" w:eastAsia="Calibri" w:cs="Calibri"/>
@@ -3500,6 +3321,13 @@
       <w:r>
         <w:rPr>
           <w:rFonts w:ascii="Calibri" w:hAnsi="Calibri" w:cs="Calibri"/>
+        </w:rPr>
+      </w:r>
+      <w:r>
+        <w:rPr>
+          <w:rFonts w:ascii="Calibri" w:hAnsi="Calibri" w:cs="Calibri"/>
+          <w:b/>
+          <w:color w:val="000000" w:themeColor="text1"/>
         </w:rPr>
       </w:r>
     </w:p>

--- a/invoice/revoinvoicerental.docx
+++ b/invoice/revoinvoicerental.docx
@@ -3198,7 +3198,7 @@
           <w:bCs/>
           <w:lang w:val="en-GB"/>
         </w:rPr>
-        <w:t xml:space="preserve">                                                                                                                  </w:t>
+        <w:t xml:space="preserve">                                                                                               </w:t>
       </w:r>
       <w:r>
         <w:rPr>
@@ -3252,7 +3252,7 @@
           <w:bCs/>
           <w:lang w:val="en-GB"/>
         </w:rPr>
-        <w:t xml:space="preserve">                                                                             </w:t>
+        <w:t xml:space="preserve">                                                                                                                </w:t>
       </w:r>
       <w:r>
         <w:rPr>
@@ -3300,23 +3300,9 @@
       </w:pPr>
       <w:r>
         <w:rPr>
-          <w:rFonts w:ascii="Calibri" w:hAnsi="Calibri" w:cs="Calibri"/>
-          <w:b/>
-          <w:color w:val="000000" w:themeColor="text1"/>
-          <w:lang w:val="en-GB"/>
-        </w:rPr>
-        <w:t xml:space="preserve"> </w:t>
-      </w:r>
-      <w:r>
-        <w:rPr>
           <w:rFonts w:ascii="Calibri" w:hAnsi="Calibri" w:eastAsia="Calibri" w:cs="Calibri"/>
         </w:rPr>
         <w:t xml:space="preserve">Authorized By</w:t>
-      </w:r>
-      <w:r>
-        <w:rPr>
-          <w:rFonts w:ascii="Calibri" w:hAnsi="Calibri" w:cs="Calibri"/>
-        </w:rPr>
       </w:r>
       <w:r>
         <w:rPr>

--- a/invoice/revoinvoicerental.docx
+++ b/invoice/revoinvoicerental.docx
@@ -3123,6 +3123,15 @@
           <w:highlight w:val="none"/>
         </w:rPr>
       </w:r>
+      <w:r>
+        <w:rPr>
+          <w:rFonts w:ascii="Calibri" w:hAnsi="Calibri" w:eastAsia="Calibri" w:cs="Calibri"/>
+          <w:b/>
+          <w:bCs/>
+          <w:color w:val="000000" w:themeColor="text1"/>
+          <w:lang w:val="en-GB"/>
+        </w:rPr>
+      </w:r>
     </w:p>
     <w:p>
       <w:pPr>
@@ -3157,17 +3166,17 @@
       </w:r>
       <w:r>
         <w:rPr>
+          <w:b/>
+          <w:bCs/>
+        </w:rPr>
+      </w:r>
+      <w:r>
+        <w:rPr>
           <w:rFonts w:ascii="Calibri" w:hAnsi="Calibri" w:eastAsia="Calibri" w:cs="Calibri"/>
           <w:b/>
           <w:bCs/>
           <w:color w:val="000000" w:themeColor="text1"/>
           <w:highlight w:val="none"/>
-        </w:rPr>
-      </w:r>
-      <w:r>
-        <w:rPr>
-          <w:b/>
-          <w:bCs/>
         </w:rPr>
       </w:r>
     </w:p>
@@ -3273,8 +3282,11 @@
       </w:r>
       <w:r>
         <w:rPr>
+          <w:rFonts w:ascii="Calibri" w:hAnsi="Calibri" w:cs="Calibri"/>
           <w:b/>
           <w:bCs/>
+          <w:sz w:val="22"/>
+          <w:szCs w:val="22"/>
         </w:rPr>
       </w:r>
       <w:r>
@@ -3307,6 +3319,8 @@
       <w:r>
         <w:rPr>
           <w:rFonts w:ascii="Calibri" w:hAnsi="Calibri" w:cs="Calibri"/>
+          <w:b/>
+          <w:color w:val="000000" w:themeColor="text1"/>
         </w:rPr>
       </w:r>
       <w:r>

--- a/invoice/revoinvoicerental.docx
+++ b/invoice/revoinvoicerental.docx
@@ -3120,7 +3120,7 @@
           <w:b/>
           <w:bCs/>
           <w:color w:val="000000" w:themeColor="text1"/>
-          <w:highlight w:val="none"/>
+          <w:lang w:val="en-GB"/>
         </w:rPr>
       </w:r>
       <w:r>
@@ -3136,46 +3136,39 @@
     <w:p>
       <w:pPr>
         <w:pBdr/>
+        <w:spacing/>
+        <w:ind/>
+        <w:rPr/>
+        <w:sectPr>
+          <w:footnotePr/>
+          <w:endnotePr/>
+          <w:type w:val="continuous"/>
+          <w:pgSz w:h="15840" w:orient="portrait" w:w="12240"/>
+          <w:pgMar w:top="432" w:right="432" w:bottom="432" w:left="432" w:header="709" w:footer="709" w:gutter="0"/>
+          <w:cols w:num="1" w:sep="0" w:space="709" w:equalWidth="1"/>
+        </w:sectPr>
+      </w:pPr>
+      <w:r/>
+    </w:p>
+    <w:p>
+      <w:pPr>
+        <w:pBdr/>
         <w:spacing w:after="0"/>
         <w:ind/>
         <w:rPr>
           <w:rFonts w:ascii="Calibri" w:hAnsi="Calibri" w:eastAsia="Calibri" w:cs="Calibri"/>
-          <w:b/>
-          <w:bCs/>
-          <w:color w:val="000000" w:themeColor="text1"/>
           <w:highlight w:val="none"/>
         </w:rPr>
       </w:pPr>
       <w:r>
         <w:rPr>
           <w:rFonts w:ascii="Calibri" w:hAnsi="Calibri" w:eastAsia="Calibri" w:cs="Calibri"/>
-          <w:b/>
-          <w:bCs/>
-          <w:color w:val="000000" w:themeColor="text1"/>
-          <w:lang w:val="en-GB"/>
-        </w:rPr>
-        <w:t xml:space="preserve">                                                                                                                                </w:t>
-      </w:r>
-      <w:r>
-        <w:rPr>
-          <w:rFonts w:ascii="Calibri" w:hAnsi="Calibri" w:eastAsia="Calibri" w:cs="Calibri"/>
-          <w:b/>
-          <w:bCs/>
-        </w:rPr>
-        <w:t xml:space="preserve">Sub Total:{#invoicedata}{subtotal}{/}</w:t>
-      </w:r>
-      <w:r>
-        <w:rPr>
-          <w:b/>
-          <w:bCs/>
+          <w:highlight w:val="none"/>
         </w:rPr>
       </w:r>
       <w:r>
         <w:rPr>
           <w:rFonts w:ascii="Calibri" w:hAnsi="Calibri" w:eastAsia="Calibri" w:cs="Calibri"/>
-          <w:b/>
-          <w:bCs/>
-          <w:color w:val="000000" w:themeColor="text1"/>
           <w:highlight w:val="none"/>
         </w:rPr>
       </w:r>
@@ -3185,129 +3178,9 @@
         <w:pBdr/>
         <w:spacing w:after="0"/>
         <w:ind/>
-        <w:jc w:val="center"/>
         <w:rPr>
           <w:rFonts w:ascii="Calibri" w:hAnsi="Calibri" w:eastAsia="Calibri" w:cs="Calibri"/>
-          <w:b/>
-          <w:bCs/>
-        </w:rPr>
-      </w:pPr>
-      <w:r>
-        <w:rPr>
-          <w:rFonts w:ascii="Calibri" w:hAnsi="Calibri" w:eastAsia="Calibri" w:cs="Calibri"/>
-          <w:b/>
-          <w:bCs/>
-        </w:rPr>
-        <w:tab/>
-      </w:r>
-      <w:r>
-        <w:rPr>
-          <w:rFonts w:ascii="Calibri" w:hAnsi="Calibri" w:eastAsia="Calibri" w:cs="Calibri"/>
-          <w:b/>
-          <w:bCs/>
-          <w:lang w:val="en-GB"/>
-        </w:rPr>
-        <w:t xml:space="preserve">                                                                                               </w:t>
-      </w:r>
-      <w:r>
-        <w:rPr>
-          <w:rFonts w:ascii="Calibri" w:hAnsi="Calibri" w:eastAsia="Calibri" w:cs="Calibri"/>
-          <w:b/>
-          <w:bCs/>
-        </w:rPr>
-        <w:t xml:space="preserve">Tax:{#invoicedata}{taxamount}{/}</w:t>
-      </w:r>
-      <w:r>
-        <w:rPr>
-          <w:rFonts w:ascii="Calibri" w:hAnsi="Calibri" w:eastAsia="Calibri" w:cs="Calibri"/>
-          <w:b/>
-          <w:bCs/>
-        </w:rPr>
-      </w:r>
-      <w:r>
-        <w:rPr>
-          <w:rFonts w:ascii="Calibri" w:hAnsi="Calibri" w:eastAsia="Calibri" w:cs="Calibri"/>
-          <w:b/>
-          <w:bCs/>
-        </w:rPr>
-      </w:r>
-    </w:p>
-    <w:p>
-      <w:pPr>
-        <w:pBdr/>
-        <w:spacing w:after="0"/>
-        <w:ind/>
-        <w:jc w:val="center"/>
-        <w:rPr>
-          <w:rFonts w:ascii="Calibri" w:hAnsi="Calibri" w:cs="Calibri"/>
-          <w:b/>
-          <w:bCs/>
-          <w:sz w:val="22"/>
-          <w:szCs w:val="22"/>
-        </w:rPr>
-      </w:pPr>
-      <w:r>
-        <w:rPr>
-          <w:rFonts w:ascii="Calibri" w:hAnsi="Calibri" w:eastAsia="Calibri" w:cs="Calibri"/>
-          <w:b/>
-          <w:bCs/>
-        </w:rPr>
-        <w:tab/>
-      </w:r>
-      <w:r>
-        <w:rPr>
-          <w:rFonts w:ascii="Calibri" w:hAnsi="Calibri" w:eastAsia="Calibri" w:cs="Calibri"/>
-          <w:b/>
-          <w:bCs/>
-          <w:lang w:val="en-GB"/>
-        </w:rPr>
-        <w:t xml:space="preserve">                                                                                                                </w:t>
-      </w:r>
-      <w:r>
-        <w:rPr>
-          <w:rFonts w:ascii="Calibri" w:hAnsi="Calibri" w:eastAsia="Calibri" w:cs="Calibri"/>
-          <w:b/>
-          <w:bCs/>
-        </w:rPr>
-        <w:t xml:space="preserve">Total amount Paid:{#invoicedata}{total}</w:t>
-      </w:r>
-      <w:r>
-        <w:rPr>
-          <w:rFonts w:ascii="Calibri" w:hAnsi="Calibri" w:eastAsia="Calibri" w:cs="Calibri"/>
-          <w:b/>
-          <w:bCs/>
-          <w:lang w:val="en-GB"/>
-        </w:rPr>
-        <w:t xml:space="preserve"> {/}</w:t>
-      </w:r>
-      <w:r>
-        <w:rPr>
-          <w:rFonts w:ascii="Calibri" w:hAnsi="Calibri" w:cs="Calibri"/>
-          <w:b/>
-          <w:bCs/>
-          <w:sz w:val="22"/>
-          <w:szCs w:val="22"/>
-        </w:rPr>
-      </w:r>
-      <w:r>
-        <w:rPr>
-          <w:rFonts w:ascii="Calibri" w:hAnsi="Calibri" w:cs="Calibri"/>
-          <w:b/>
-          <w:bCs/>
-          <w:sz w:val="22"/>
-          <w:szCs w:val="22"/>
-        </w:rPr>
-      </w:r>
-    </w:p>
-    <w:p>
-      <w:pPr>
-        <w:pBdr/>
-        <w:spacing w:after="0"/>
-        <w:ind/>
-        <w:rPr>
-          <w:rFonts w:ascii="Calibri" w:hAnsi="Calibri" w:cs="Calibri"/>
-          <w:b/>
-          <w:color w:val="000000" w:themeColor="text1"/>
+          <w:highlight w:val="none"/>
         </w:rPr>
       </w:pPr>
       <w:r>
@@ -3415,7 +3288,11 @@
         <w:spacing w:after="0"/>
         <w:ind/>
         <w:rPr>
-          <w:rFonts w:ascii="Calibri" w:hAnsi="Calibri" w:cs="Calibri"/>
+          <w:rFonts w:ascii="Calibri" w:hAnsi="Calibri" w:eastAsia="Calibri" w:cs="Calibri"/>
+          <w:b/>
+          <w:bCs/>
+          <w:color w:val="000000" w:themeColor="text1"/>
+          <w:lang w:val="en-GB"/>
         </w:rPr>
       </w:pPr>
       <w:r>
@@ -3425,7 +3302,147 @@
       </w:r>
       <w:r>
         <w:rPr>
+          <w:rFonts w:ascii="Calibri" w:hAnsi="Calibri" w:eastAsia="Calibri" w:cs="Calibri"/>
+          <w:b/>
+          <w:bCs/>
+          <w:color w:val="000000" w:themeColor="text1"/>
+          <w:lang w:val="en-GB"/>
+        </w:rPr>
+        <w:t xml:space="preserve">Sub Total:{#invoicedata}{subtotal}{/}</w:t>
+      </w:r>
+      <w:r>
+        <w:rPr>
+          <w:rFonts w:ascii="Calibri" w:hAnsi="Calibri" w:eastAsia="Calibri" w:cs="Calibri"/>
+          <w:b/>
+          <w:bCs/>
+          <w:color w:val="000000" w:themeColor="text1"/>
+          <w:lang w:val="en-GB"/>
+        </w:rPr>
+      </w:r>
+      <w:r>
+        <w:rPr>
+          <w:rFonts w:ascii="Calibri" w:hAnsi="Calibri" w:eastAsia="Calibri" w:cs="Calibri"/>
+          <w:b/>
+          <w:bCs/>
+          <w:color w:val="000000" w:themeColor="text1"/>
+          <w:lang w:val="en-GB"/>
+        </w:rPr>
+      </w:r>
+    </w:p>
+    <w:p>
+      <w:pPr>
+        <w:pBdr/>
+        <w:spacing w:after="0"/>
+        <w:ind/>
+        <w:rPr>
+          <w:rFonts w:ascii="Calibri" w:hAnsi="Calibri" w:eastAsia="Calibri" w:cs="Calibri"/>
+          <w:b/>
+          <w:bCs/>
+          <w:color w:val="000000" w:themeColor="text1"/>
+          <w:lang w:val="en-GB"/>
+        </w:rPr>
+      </w:pPr>
+      <w:r>
+        <w:rPr>
+          <w:rFonts w:ascii="Calibri" w:hAnsi="Calibri" w:eastAsia="Calibri" w:cs="Calibri"/>
+          <w:b/>
+          <w:bCs/>
+          <w:color w:val="000000" w:themeColor="text1"/>
+          <w:lang w:val="en-GB"/>
+        </w:rPr>
+      </w:r>
+      <w:r>
+        <w:rPr>
+          <w:rFonts w:ascii="Calibri" w:hAnsi="Calibri" w:eastAsia="Calibri" w:cs="Calibri"/>
+          <w:b/>
+          <w:bCs/>
+          <w:color w:val="000000" w:themeColor="text1"/>
+          <w:lang w:val="en-GB"/>
+        </w:rPr>
+        <w:t xml:space="preserve">Tax:{#invoicedata}{taxamount}{/}</w:t>
+      </w:r>
+      <w:r>
+        <w:rPr>
+          <w:rFonts w:ascii="Calibri" w:hAnsi="Calibri" w:eastAsia="Calibri" w:cs="Calibri"/>
+          <w:b/>
+          <w:bCs/>
+          <w:color w:val="000000" w:themeColor="text1"/>
+          <w:lang w:val="en-GB"/>
+        </w:rPr>
+      </w:r>
+      <w:r>
+        <w:rPr>
+          <w:rFonts w:ascii="Calibri" w:hAnsi="Calibri" w:eastAsia="Calibri" w:cs="Calibri"/>
+          <w:b/>
+          <w:bCs/>
+          <w:color w:val="000000" w:themeColor="text1"/>
+          <w:lang w:val="en-GB"/>
+        </w:rPr>
+      </w:r>
+    </w:p>
+    <w:p>
+      <w:pPr>
+        <w:pBdr/>
+        <w:spacing w:after="0"/>
+        <w:ind/>
+        <w:rPr>
+          <w:rFonts w:ascii="Calibri" w:hAnsi="Calibri" w:eastAsia="Calibri" w:cs="Calibri"/>
+          <w:b/>
+          <w:bCs/>
+          <w:color w:val="000000" w:themeColor="text1"/>
+          <w:highlight w:val="none"/>
+        </w:rPr>
+        <w:sectPr>
+          <w:footnotePr/>
+          <w:endnotePr/>
+          <w:type w:val="continuous"/>
+          <w:pgSz w:h="15840" w:orient="portrait" w:w="12240"/>
+          <w:pgMar w:top="432" w:right="432" w:bottom="432" w:left="432" w:header="709" w:footer="709" w:gutter="0"/>
+          <w:cols w:num="2" w:sep="0" w:space="709" w:equalWidth="1"/>
+        </w:sectPr>
+      </w:pPr>
+      <w:r>
+        <w:rPr>
+          <w:rFonts w:ascii="Calibri" w:hAnsi="Calibri" w:eastAsia="Calibri" w:cs="Calibri"/>
+          <w:b/>
+          <w:bCs/>
+          <w:color w:val="000000" w:themeColor="text1"/>
+          <w:lang w:val="en-GB"/>
+        </w:rPr>
+        <w:t xml:space="preserve">Total amount Paid:{#invoicedata}{total} {/}</w:t>
+      </w:r>
+      <w:r>
+        <w:rPr>
+          <w:rFonts w:ascii="Calibri" w:hAnsi="Calibri" w:eastAsia="Calibri" w:cs="Calibri"/>
+          <w:b/>
+          <w:bCs/>
+          <w:color w:val="000000" w:themeColor="text1"/>
+          <w:highlight w:val="none"/>
+        </w:rPr>
+      </w:r>
+      <w:r>
+        <w:rPr>
+          <w:rFonts w:ascii="Calibri" w:hAnsi="Calibri" w:eastAsia="Calibri" w:cs="Calibri"/>
+          <w:b/>
+          <w:bCs/>
+          <w:color w:val="000000" w:themeColor="text1"/>
+          <w:highlight w:val="none"/>
+        </w:rPr>
+      </w:r>
+    </w:p>
+    <w:p>
+      <w:pPr>
+        <w:pBdr/>
+        <w:spacing w:after="0"/>
+        <w:ind/>
+        <w:rPr>
           <w:rFonts w:ascii="Calibri" w:hAnsi="Calibri" w:cs="Calibri"/>
+        </w:rPr>
+      </w:pPr>
+      <w:r>
+        <w:rPr>
+          <w:rFonts w:ascii="Calibri" w:hAnsi="Calibri" w:cs="Calibri"/>
+          <w:lang w:val="en-GB"/>
         </w:rPr>
       </w:r>
       <w:r>
@@ -3433,6 +3450,7 @@
           <w:rFonts w:ascii="Calibri" w:hAnsi="Calibri" w:cs="Calibri"/>
         </w:rPr>
       </w:r>
+      <w:r/>
     </w:p>
     <w:p>
       <w:pPr>

--- a/invoice/revoinvoicerental.docx
+++ b/invoice/revoinvoicerental.docx
@@ -209,7 +209,6 @@
         <w:rPr>
           <w:rFonts w:ascii="Calibri" w:hAnsi="Calibri" w:eastAsia="Calibri" w:cs="Calibri"/>
           <w:b/>
-          <w:bCs/>
           <w:color w:val="000000" w:themeColor="text1"/>
         </w:rPr>
       </w:pPr>
@@ -275,45 +274,8 @@
           <w:color w:val="000000" w:themeColor="text1"/>
         </w:rPr>
         <w:tab/>
+        <w:br/>
       </w:r>
-      <w:r>
-        <w:rPr>
-          <w:rFonts w:ascii="Calibri" w:hAnsi="Calibri" w:eastAsia="Calibri" w:cs="Calibri"/>
-          <w:b/>
-          <w:bCs/>
-          <w:color w:val="000000" w:themeColor="text1"/>
-        </w:rPr>
-        <w:t xml:space="preserve"> </w:t>
-      </w:r>
-      <w:r>
-        <w:rPr>
-          <w:rFonts w:ascii="Calibri" w:hAnsi="Calibri" w:eastAsia="Calibri" w:cs="Calibri"/>
-          <w:b/>
-          <w:color w:val="000000" w:themeColor="text1"/>
-        </w:rPr>
-      </w:r>
-      <w:r>
-        <w:rPr>
-          <w:rFonts w:ascii="Calibri" w:hAnsi="Calibri" w:eastAsia="Calibri" w:cs="Calibri"/>
-          <w:b/>
-          <w:bCs/>
-          <w:color w:val="000000" w:themeColor="text1"/>
-        </w:rPr>
-      </w:r>
-    </w:p>
-    <w:p>
-      <w:pPr>
-        <w:pStyle w:val="928"/>
-        <w:pBdr/>
-        <w:spacing/>
-        <w:ind/>
-        <w:rPr>
-          <w:rFonts w:ascii="Calibri" w:hAnsi="Calibri" w:eastAsia="Calibri" w:cs="Calibri"/>
-          <w:b/>
-          <w:bCs/>
-          <w:color w:val="000000" w:themeColor="text1"/>
-        </w:rPr>
-      </w:pPr>
       <w:r>
         <w:rPr>
           <w:rFonts w:ascii="Calibri" w:hAnsi="Calibri" w:eastAsia="Calibri" w:cs="Calibri"/>
@@ -334,7 +296,6 @@
         <w:rPr>
           <w:rFonts w:ascii="Calibri" w:hAnsi="Calibri" w:eastAsia="Calibri" w:cs="Calibri"/>
           <w:b/>
-          <w:bCs/>
           <w:color w:val="000000" w:themeColor="text1"/>
         </w:rPr>
       </w:r>
@@ -1497,19 +1458,19 @@
         <w:tblLook w:val="06A0" w:firstRow="1" w:lastRow="0" w:firstColumn="1" w:lastColumn="0" w:noHBand="1" w:noVBand="1"/>
       </w:tblPr>
       <w:tblGrid>
-        <w:gridCol w:w="586"/>
-        <w:gridCol w:w="1761"/>
-        <w:gridCol w:w="1076"/>
-        <w:gridCol w:w="709"/>
-        <w:gridCol w:w="1504"/>
-        <w:gridCol w:w="967"/>
+        <w:gridCol w:w="572"/>
+        <w:gridCol w:w="1720"/>
+        <w:gridCol w:w="1051"/>
+        <w:gridCol w:w="692"/>
         <w:gridCol w:w="1469"/>
-        <w:gridCol w:w="1134"/>
-        <w:gridCol w:w="2126"/>
+        <w:gridCol w:w="945"/>
+        <w:gridCol w:w="1458"/>
+        <w:gridCol w:w="1528"/>
+        <w:gridCol w:w="1870"/>
       </w:tblGrid>
       <w:tr>
         <w:trPr>
-          <w:trHeight w:val="749"/>
+          <w:trHeight w:val="774"/>
         </w:trPr>
         <w:tc>
           <w:tcPr>
@@ -1518,7 +1479,7 @@
               <w:left w:w="105" w:type="dxa"/>
               <w:right w:w="105" w:type="dxa"/>
             </w:tcMar>
-            <w:tcW w:w="586" w:type="dxa"/>
+            <w:tcW w:w="572" w:type="dxa"/>
             <w:vAlign w:val="center"/>
             <w:textDirection w:val="lrTb"/>
             <w:noWrap w:val="false"/>
@@ -1574,7 +1535,7 @@
               <w:left w:w="105" w:type="dxa"/>
               <w:right w:w="105" w:type="dxa"/>
             </w:tcMar>
-            <w:tcW w:w="1761" w:type="dxa"/>
+            <w:tcW w:w="1720" w:type="dxa"/>
             <w:vAlign w:val="center"/>
             <w:textDirection w:val="lrTb"/>
             <w:noWrap w:val="false"/>
@@ -1630,7 +1591,7 @@
               <w:left w:w="105" w:type="dxa"/>
               <w:right w:w="105" w:type="dxa"/>
             </w:tcMar>
-            <w:tcW w:w="1076" w:type="dxa"/>
+            <w:tcW w:w="1051" w:type="dxa"/>
             <w:vAlign w:val="center"/>
             <w:textDirection w:val="lrTb"/>
             <w:noWrap w:val="false"/>
@@ -1714,7 +1675,7 @@
               <w:left w:w="105" w:type="dxa"/>
               <w:right w:w="105" w:type="dxa"/>
             </w:tcMar>
-            <w:tcW w:w="709" w:type="dxa"/>
+            <w:tcW w:w="692" w:type="dxa"/>
             <w:vAlign w:val="center"/>
             <w:textDirection w:val="lrTb"/>
             <w:noWrap w:val="false"/>
@@ -1772,7 +1733,7 @@
               <w:right w:w="105" w:type="dxa"/>
               <w:bottom w:w="0" w:type="dxa"/>
             </w:tcMar>
-            <w:tcW w:w="1504" w:type="dxa"/>
+            <w:tcW w:w="1469" w:type="dxa"/>
             <w:vAlign w:val="center"/>
             <w:textDirection w:val="lrTb"/>
             <w:noWrap w:val="false"/>
@@ -1835,7 +1796,7 @@
               <w:right w:w="105" w:type="dxa"/>
               <w:bottom w:w="0" w:type="dxa"/>
             </w:tcMar>
-            <w:tcW w:w="967" w:type="dxa"/>
+            <w:tcW w:w="945" w:type="dxa"/>
             <w:vAlign w:val="center"/>
             <w:textDirection w:val="lrTb"/>
             <w:noWrap w:val="false"/>
@@ -1896,7 +1857,7 @@
               <w:right w:w="105" w:type="dxa"/>
               <w:bottom w:w="0" w:type="dxa"/>
             </w:tcMar>
-            <w:tcW w:w="1469" w:type="dxa"/>
+            <w:tcW w:w="1458" w:type="dxa"/>
             <w:vAlign w:val="center"/>
             <w:textDirection w:val="lrTb"/>
             <w:noWrap w:val="false"/>
@@ -1957,7 +1918,7 @@
               <w:right w:w="105" w:type="dxa"/>
               <w:bottom w:w="0" w:type="dxa"/>
             </w:tcMar>
-            <w:tcW w:w="1134" w:type="dxa"/>
+            <w:tcW w:w="1528" w:type="dxa"/>
             <w:vAlign w:val="center"/>
             <w:textDirection w:val="lrTb"/>
             <w:noWrap w:val="false"/>
@@ -2015,7 +1976,7 @@
               <w:left w:w="105" w:type="dxa"/>
               <w:right w:w="105" w:type="dxa"/>
             </w:tcMar>
-            <w:tcW w:w="2126" w:type="dxa"/>
+            <w:tcW w:w="1870" w:type="dxa"/>
             <w:vAlign w:val="center"/>
             <w:textDirection w:val="lrTb"/>
             <w:noWrap w:val="false"/>
@@ -2067,7 +2028,7 @@
       </w:tr>
       <w:tr>
         <w:trPr>
-          <w:trHeight w:val="2688"/>
+          <w:trHeight w:val="2778"/>
         </w:trPr>
         <w:tc>
           <w:tcPr>
@@ -2076,7 +2037,7 @@
               <w:left w:w="105" w:type="dxa"/>
               <w:right w:w="105" w:type="dxa"/>
             </w:tcMar>
-            <w:tcW w:w="586" w:type="dxa"/>
+            <w:tcW w:w="572" w:type="dxa"/>
             <w:vAlign w:val="center"/>
             <w:textDirection w:val="lrTb"/>
             <w:noWrap w:val="false"/>
@@ -2129,7 +2090,7 @@
               <w:left w:w="105" w:type="dxa"/>
               <w:right w:w="105" w:type="dxa"/>
             </w:tcMar>
-            <w:tcW w:w="1761" w:type="dxa"/>
+            <w:tcW w:w="1720" w:type="dxa"/>
             <w:vAlign w:val="center"/>
             <w:textDirection w:val="lrTb"/>
             <w:noWrap w:val="false"/>
@@ -2182,7 +2143,7 @@
               <w:left w:w="105" w:type="dxa"/>
               <w:right w:w="105" w:type="dxa"/>
             </w:tcMar>
-            <w:tcW w:w="1076" w:type="dxa"/>
+            <w:tcW w:w="1051" w:type="dxa"/>
             <w:vAlign w:val="center"/>
             <w:textDirection w:val="lrTb"/>
             <w:noWrap w:val="false"/>
@@ -2271,7 +2232,7 @@
               <w:left w:w="105" w:type="dxa"/>
               <w:right w:w="105" w:type="dxa"/>
             </w:tcMar>
-            <w:tcW w:w="709" w:type="dxa"/>
+            <w:tcW w:w="692" w:type="dxa"/>
             <w:vAlign w:val="center"/>
             <w:textDirection w:val="lrTb"/>
             <w:noWrap w:val="false"/>
@@ -2326,7 +2287,7 @@
               <w:right w:w="105" w:type="dxa"/>
               <w:bottom w:w="0" w:type="dxa"/>
             </w:tcMar>
-            <w:tcW w:w="1504" w:type="dxa"/>
+            <w:tcW w:w="1469" w:type="dxa"/>
             <w:vAlign w:val="center"/>
             <w:textDirection w:val="lrTb"/>
             <w:noWrap w:val="false"/>
@@ -2399,7 +2360,7 @@
               <w:right w:w="105" w:type="dxa"/>
               <w:bottom w:w="0" w:type="dxa"/>
             </w:tcMar>
-            <w:tcW w:w="967" w:type="dxa"/>
+            <w:tcW w:w="945" w:type="dxa"/>
             <w:vAlign w:val="center"/>
             <w:textDirection w:val="lrTb"/>
             <w:noWrap w:val="false"/>
@@ -2493,7 +2454,7 @@
               <w:right w:w="105" w:type="dxa"/>
               <w:bottom w:w="0" w:type="dxa"/>
             </w:tcMar>
-            <w:tcW w:w="1469" w:type="dxa"/>
+            <w:tcW w:w="1458" w:type="dxa"/>
             <w:vAlign w:val="center"/>
             <w:textDirection w:val="lrTb"/>
             <w:noWrap w:val="false"/>
@@ -2548,7 +2509,7 @@
               <w:right w:w="105" w:type="dxa"/>
               <w:bottom w:w="0" w:type="dxa"/>
             </w:tcMar>
-            <w:tcW w:w="1134" w:type="dxa"/>
+            <w:tcW w:w="1528" w:type="dxa"/>
             <w:vAlign w:val="center"/>
             <w:textDirection w:val="lrTb"/>
             <w:noWrap w:val="false"/>
@@ -2601,7 +2562,7 @@
               <w:left w:w="105" w:type="dxa"/>
               <w:right w:w="105" w:type="dxa"/>
             </w:tcMar>
-            <w:tcW w:w="2126" w:type="dxa"/>
+            <w:tcW w:w="1870" w:type="dxa"/>
             <w:vAlign w:val="center"/>
             <w:textDirection w:val="lrTb"/>
             <w:noWrap w:val="false"/>
@@ -2650,7 +2611,7 @@
       </w:tr>
       <w:tr>
         <w:trPr>
-          <w:trHeight w:val="311"/>
+          <w:trHeight w:val="322"/>
         </w:trPr>
         <w:tc>
           <w:tcPr>
@@ -2659,7 +2620,7 @@
               <w:left w:w="105" w:type="dxa"/>
               <w:right w:w="105" w:type="dxa"/>
             </w:tcMar>
-            <w:tcW w:w="586" w:type="dxa"/>
+            <w:tcW w:w="572" w:type="dxa"/>
             <w:vAlign w:val="center"/>
             <w:textDirection w:val="lrTb"/>
             <w:noWrap w:val="false"/>
@@ -2710,7 +2671,7 @@
               <w:left w:w="105" w:type="dxa"/>
               <w:right w:w="105" w:type="dxa"/>
             </w:tcMar>
-            <w:tcW w:w="1761" w:type="dxa"/>
+            <w:tcW w:w="1720" w:type="dxa"/>
             <w:vAlign w:val="center"/>
             <w:textDirection w:val="lrTb"/>
             <w:noWrap w:val="false"/>
@@ -2761,7 +2722,7 @@
               <w:left w:w="105" w:type="dxa"/>
               <w:right w:w="105" w:type="dxa"/>
             </w:tcMar>
-            <w:tcW w:w="1076" w:type="dxa"/>
+            <w:tcW w:w="1051" w:type="dxa"/>
             <w:vAlign w:val="center"/>
             <w:textDirection w:val="lrTb"/>
             <w:noWrap w:val="false"/>
@@ -2812,7 +2773,7 @@
               <w:left w:w="105" w:type="dxa"/>
               <w:right w:w="105" w:type="dxa"/>
             </w:tcMar>
-            <w:tcW w:w="709" w:type="dxa"/>
+            <w:tcW w:w="692" w:type="dxa"/>
             <w:vAlign w:val="center"/>
             <w:textDirection w:val="lrTb"/>
             <w:noWrap w:val="false"/>
@@ -2849,112 +2810,6 @@
             <w:r>
               <w:rPr>
                 <w:rFonts w:ascii="Calibri" w:hAnsi="Calibri" w:cs="Calibri"/>
-                <w:color w:val="000000" w:themeColor="text1"/>
-                <w:sz w:val="22"/>
-                <w:szCs w:val="22"/>
-              </w:rPr>
-            </w:r>
-          </w:p>
-        </w:tc>
-        <w:tc>
-          <w:tcPr>
-            <w:tcBorders/>
-            <w:tcMar>
-              <w:left w:w="105" w:type="dxa"/>
-              <w:top w:w="0" w:type="dxa"/>
-              <w:right w:w="105" w:type="dxa"/>
-              <w:bottom w:w="0" w:type="dxa"/>
-            </w:tcMar>
-            <w:tcW w:w="1504" w:type="dxa"/>
-            <w:vAlign w:val="center"/>
-            <w:textDirection w:val="lrTb"/>
-            <w:noWrap w:val="false"/>
-          </w:tcPr>
-          <w:p>
-            <w:pPr>
-              <w:pBdr/>
-              <w:spacing/>
-              <w:ind/>
-              <w:jc w:val="center"/>
-              <w:rPr>
-                <w:rFonts w:ascii="Calibri" w:hAnsi="Calibri" w:eastAsia="Calibri" w:cs="Calibri"/>
-                <w:color w:val="000000" w:themeColor="text1"/>
-                <w:sz w:val="22"/>
-                <w:szCs w:val="22"/>
-              </w:rPr>
-            </w:pPr>
-            <w:r>
-              <w:rPr>
-                <w:rFonts w:ascii="Calibri" w:hAnsi="Calibri" w:eastAsia="Calibri" w:cs="Calibri"/>
-                <w:color w:val="000000" w:themeColor="text1"/>
-                <w:sz w:val="22"/>
-                <w:szCs w:val="22"/>
-              </w:rPr>
-            </w:r>
-            <w:r>
-              <w:rPr>
-                <w:rFonts w:ascii="Calibri" w:hAnsi="Calibri" w:eastAsia="Calibri" w:cs="Calibri"/>
-                <w:color w:val="000000" w:themeColor="text1"/>
-                <w:sz w:val="22"/>
-                <w:szCs w:val="22"/>
-              </w:rPr>
-            </w:r>
-            <w:r>
-              <w:rPr>
-                <w:rFonts w:ascii="Calibri" w:hAnsi="Calibri" w:eastAsia="Calibri" w:cs="Calibri"/>
-                <w:color w:val="000000" w:themeColor="text1"/>
-                <w:sz w:val="22"/>
-                <w:szCs w:val="22"/>
-              </w:rPr>
-            </w:r>
-          </w:p>
-        </w:tc>
-        <w:tc>
-          <w:tcPr>
-            <w:tcBorders/>
-            <w:tcMar>
-              <w:left w:w="105" w:type="dxa"/>
-              <w:top w:w="0" w:type="dxa"/>
-              <w:right w:w="105" w:type="dxa"/>
-              <w:bottom w:w="0" w:type="dxa"/>
-            </w:tcMar>
-            <w:tcW w:w="967" w:type="dxa"/>
-            <w:vAlign w:val="center"/>
-            <w:textDirection w:val="lrTb"/>
-            <w:noWrap w:val="false"/>
-          </w:tcPr>
-          <w:p>
-            <w:pPr>
-              <w:pBdr/>
-              <w:spacing/>
-              <w:ind/>
-              <w:jc w:val="center"/>
-              <w:rPr>
-                <w:rFonts w:ascii="Calibri" w:hAnsi="Calibri" w:eastAsia="Calibri" w:cs="Calibri"/>
-                <w:color w:val="000000" w:themeColor="text1"/>
-                <w:sz w:val="22"/>
-                <w:szCs w:val="22"/>
-              </w:rPr>
-            </w:pPr>
-            <w:r>
-              <w:rPr>
-                <w:rFonts w:ascii="Calibri" w:hAnsi="Calibri" w:eastAsia="Calibri" w:cs="Calibri"/>
-                <w:color w:val="000000" w:themeColor="text1"/>
-                <w:sz w:val="22"/>
-                <w:szCs w:val="22"/>
-              </w:rPr>
-            </w:r>
-            <w:r>
-              <w:rPr>
-                <w:rFonts w:ascii="Calibri" w:hAnsi="Calibri" w:eastAsia="Calibri" w:cs="Calibri"/>
-                <w:color w:val="000000" w:themeColor="text1"/>
-                <w:sz w:val="22"/>
-                <w:szCs w:val="22"/>
-              </w:rPr>
-            </w:r>
-            <w:r>
-              <w:rPr>
-                <w:rFonts w:ascii="Calibri" w:hAnsi="Calibri" w:eastAsia="Calibri" w:cs="Calibri"/>
                 <w:color w:val="000000" w:themeColor="text1"/>
                 <w:sz w:val="22"/>
                 <w:szCs w:val="22"/>
@@ -3024,7 +2879,113 @@
               <w:right w:w="105" w:type="dxa"/>
               <w:bottom w:w="0" w:type="dxa"/>
             </w:tcMar>
-            <w:tcW w:w="1134" w:type="dxa"/>
+            <w:tcW w:w="945" w:type="dxa"/>
+            <w:vAlign w:val="center"/>
+            <w:textDirection w:val="lrTb"/>
+            <w:noWrap w:val="false"/>
+          </w:tcPr>
+          <w:p>
+            <w:pPr>
+              <w:pBdr/>
+              <w:spacing/>
+              <w:ind/>
+              <w:jc w:val="center"/>
+              <w:rPr>
+                <w:rFonts w:ascii="Calibri" w:hAnsi="Calibri" w:eastAsia="Calibri" w:cs="Calibri"/>
+                <w:color w:val="000000" w:themeColor="text1"/>
+                <w:sz w:val="22"/>
+                <w:szCs w:val="22"/>
+              </w:rPr>
+            </w:pPr>
+            <w:r>
+              <w:rPr>
+                <w:rFonts w:ascii="Calibri" w:hAnsi="Calibri" w:eastAsia="Calibri" w:cs="Calibri"/>
+                <w:color w:val="000000" w:themeColor="text1"/>
+                <w:sz w:val="22"/>
+                <w:szCs w:val="22"/>
+              </w:rPr>
+            </w:r>
+            <w:r>
+              <w:rPr>
+                <w:rFonts w:ascii="Calibri" w:hAnsi="Calibri" w:eastAsia="Calibri" w:cs="Calibri"/>
+                <w:color w:val="000000" w:themeColor="text1"/>
+                <w:sz w:val="22"/>
+                <w:szCs w:val="22"/>
+              </w:rPr>
+            </w:r>
+            <w:r>
+              <w:rPr>
+                <w:rFonts w:ascii="Calibri" w:hAnsi="Calibri" w:eastAsia="Calibri" w:cs="Calibri"/>
+                <w:color w:val="000000" w:themeColor="text1"/>
+                <w:sz w:val="22"/>
+                <w:szCs w:val="22"/>
+              </w:rPr>
+            </w:r>
+          </w:p>
+        </w:tc>
+        <w:tc>
+          <w:tcPr>
+            <w:tcBorders/>
+            <w:tcMar>
+              <w:left w:w="105" w:type="dxa"/>
+              <w:top w:w="0" w:type="dxa"/>
+              <w:right w:w="105" w:type="dxa"/>
+              <w:bottom w:w="0" w:type="dxa"/>
+            </w:tcMar>
+            <w:tcW w:w="1458" w:type="dxa"/>
+            <w:vAlign w:val="center"/>
+            <w:textDirection w:val="lrTb"/>
+            <w:noWrap w:val="false"/>
+          </w:tcPr>
+          <w:p>
+            <w:pPr>
+              <w:pBdr/>
+              <w:spacing/>
+              <w:ind/>
+              <w:jc w:val="center"/>
+              <w:rPr>
+                <w:rFonts w:ascii="Calibri" w:hAnsi="Calibri" w:eastAsia="Calibri" w:cs="Calibri"/>
+                <w:color w:val="000000" w:themeColor="text1"/>
+                <w:sz w:val="22"/>
+                <w:szCs w:val="22"/>
+              </w:rPr>
+            </w:pPr>
+            <w:r>
+              <w:rPr>
+                <w:rFonts w:ascii="Calibri" w:hAnsi="Calibri" w:eastAsia="Calibri" w:cs="Calibri"/>
+                <w:color w:val="000000" w:themeColor="text1"/>
+                <w:sz w:val="22"/>
+                <w:szCs w:val="22"/>
+              </w:rPr>
+            </w:r>
+            <w:r>
+              <w:rPr>
+                <w:rFonts w:ascii="Calibri" w:hAnsi="Calibri" w:eastAsia="Calibri" w:cs="Calibri"/>
+                <w:color w:val="000000" w:themeColor="text1"/>
+                <w:sz w:val="22"/>
+                <w:szCs w:val="22"/>
+              </w:rPr>
+            </w:r>
+            <w:r>
+              <w:rPr>
+                <w:rFonts w:ascii="Calibri" w:hAnsi="Calibri" w:eastAsia="Calibri" w:cs="Calibri"/>
+                <w:color w:val="000000" w:themeColor="text1"/>
+                <w:sz w:val="22"/>
+                <w:szCs w:val="22"/>
+              </w:rPr>
+            </w:r>
+          </w:p>
+        </w:tc>
+        <w:tc>
+          <w:tcPr>
+            <w:tcBorders/>
+            <w:tcMar>
+              <w:left w:w="105" w:type="dxa"/>
+              <w:top w:w="0" w:type="dxa"/>
+              <w:right w:w="105" w:type="dxa"/>
+              <w:bottom w:w="0" w:type="dxa"/>
+            </w:tcMar>
+            <w:tcW w:w="1528" w:type="dxa"/>
             <w:vAlign w:val="center"/>
             <w:textDirection w:val="lrTb"/>
             <w:noWrap w:val="false"/>
@@ -3075,7 +3036,7 @@
               <w:left w:w="105" w:type="dxa"/>
               <w:right w:w="105" w:type="dxa"/>
             </w:tcMar>
-            <w:tcW w:w="2126" w:type="dxa"/>
+            <w:tcW w:w="1870" w:type="dxa"/>
             <w:vAlign w:val="center"/>
             <w:textDirection w:val="lrTb"/>
             <w:noWrap w:val="false"/>
@@ -3127,10 +3088,11 @@
         <w:spacing w:after="0"/>
         <w:ind/>
         <w:rPr>
-          <w:rFonts w:ascii="Calibri" w:hAnsi="Calibri" w:cs="Calibri"/>
+          <w:rFonts w:ascii="Calibri" w:hAnsi="Calibri" w:eastAsia="Calibri" w:cs="Calibri"/>
           <w:b/>
           <w:bCs/>
           <w:color w:val="000000" w:themeColor="text1"/>
+          <w:lang w:val="en-GB"/>
         </w:rPr>
       </w:pPr>
       <w:r>
@@ -3140,22 +3102,34 @@
           <w:bCs/>
           <w:color w:val="000000" w:themeColor="text1"/>
         </w:rPr>
-        <w:t xml:space="preserve">                                                                                                            </w:t>
+        <w:t xml:space="preserve">                                                                                           </w:t>
       </w:r>
       <w:r>
         <w:rPr>
-          <w:rFonts w:ascii="Calibri" w:hAnsi="Calibri" w:cs="Calibri"/>
+          <w:rFonts w:ascii="Calibri" w:hAnsi="Calibri" w:eastAsia="Calibri" w:cs="Calibri"/>
           <w:b/>
           <w:bCs/>
           <w:color w:val="000000" w:themeColor="text1"/>
+          <w:lang w:val="en-GB"/>
+        </w:rPr>
+        <w:t xml:space="preserve">                                      </w:t>
+      </w:r>
+      <w:r>
+        <w:rPr>
+          <w:rFonts w:ascii="Calibri" w:hAnsi="Calibri" w:eastAsia="Calibri" w:cs="Calibri"/>
+          <w:b/>
+          <w:bCs/>
+          <w:color w:val="000000" w:themeColor="text1"/>
+          <w:lang w:val="en-GB"/>
         </w:rPr>
       </w:r>
       <w:r>
         <w:rPr>
-          <w:rFonts w:ascii="Calibri" w:hAnsi="Calibri" w:cs="Calibri"/>
+          <w:rFonts w:ascii="Calibri" w:hAnsi="Calibri" w:eastAsia="Calibri" w:cs="Calibri"/>
           <w:b/>
           <w:bCs/>
           <w:color w:val="000000" w:themeColor="text1"/>
+          <w:lang w:val="en-GB"/>
         </w:rPr>
       </w:r>
     </w:p>
@@ -3171,19 +3145,42 @@
           <w:type w:val="continuous"/>
           <w:pgSz w:h="15840" w:orient="portrait" w:w="12240"/>
           <w:pgMar w:top="432" w:right="432" w:bottom="432" w:left="432" w:header="709" w:footer="709" w:gutter="0"/>
-          <w:cols w:num="1" w:sep="0" w:space="720" w:equalWidth="1"/>
+          <w:cols w:num="1" w:sep="0" w:space="709" w:equalWidth="1"/>
         </w:sectPr>
       </w:pPr>
-      <w:r/>
       <w:r/>
     </w:p>
     <w:p>
       <w:pPr>
         <w:pBdr/>
-        <w:spacing/>
+        <w:spacing w:after="0"/>
         <w:ind/>
         <w:rPr>
-          <w:rFonts w:ascii="Calibri" w:hAnsi="Calibri" w:cs="Calibri"/>
+          <w:rFonts w:ascii="Calibri" w:hAnsi="Calibri" w:eastAsia="Calibri" w:cs="Calibri"/>
+          <w:highlight w:val="none"/>
+        </w:rPr>
+      </w:pPr>
+      <w:r>
+        <w:rPr>
+          <w:rFonts w:ascii="Calibri" w:hAnsi="Calibri" w:eastAsia="Calibri" w:cs="Calibri"/>
+          <w:highlight w:val="none"/>
+        </w:rPr>
+      </w:r>
+      <w:r>
+        <w:rPr>
+          <w:rFonts w:ascii="Calibri" w:hAnsi="Calibri" w:eastAsia="Calibri" w:cs="Calibri"/>
+          <w:highlight w:val="none"/>
+        </w:rPr>
+      </w:r>
+    </w:p>
+    <w:p>
+      <w:pPr>
+        <w:pBdr/>
+        <w:spacing w:after="0"/>
+        <w:ind/>
+        <w:rPr>
+          <w:rFonts w:ascii="Calibri" w:hAnsi="Calibri" w:eastAsia="Calibri" w:cs="Calibri"/>
+          <w:highlight w:val="none"/>
         </w:rPr>
       </w:pPr>
       <w:r>
@@ -3195,11 +3192,15 @@
       <w:r>
         <w:rPr>
           <w:rFonts w:ascii="Calibri" w:hAnsi="Calibri" w:cs="Calibri"/>
+          <w:b/>
+          <w:color w:val="000000" w:themeColor="text1"/>
         </w:rPr>
       </w:r>
       <w:r>
         <w:rPr>
           <w:rFonts w:ascii="Calibri" w:hAnsi="Calibri" w:cs="Calibri"/>
+          <w:b/>
+          <w:color w:val="000000" w:themeColor="text1"/>
         </w:rPr>
       </w:r>
     </w:p>
@@ -3208,15 +3209,8 @@
         <w:pBdr/>
         <w:spacing w:after="0"/>
         <w:ind/>
-        <w:rPr>
-          <w:highlight w:val="none"/>
-        </w:rPr>
-      </w:pPr>
-      <w:r>
-        <w:rPr>
-          <w:rFonts w:ascii="Calibri" w:hAnsi="Calibri" w:cs="Calibri"/>
-        </w:rPr>
-      </w:r>
+        <w:rPr/>
+      </w:pPr>
       <w:r>
         <mc:AlternateContent>
           <mc:Choice Requires="wpg">
@@ -3232,7 +3226,7 @@
                   <a:graphicData uri="http://schemas.openxmlformats.org/drawingml/2006/picture">
                     <pic:pic xmlns:pic="http://schemas.openxmlformats.org/drawingml/2006/picture">
                       <pic:nvPicPr>
-                        <pic:cNvPr id="1307641658" name=""/>
+                        <pic:cNvPr id="141316301" name=""/>
                         <pic:cNvPicPr>
                           <a:picLocks noChangeAspect="1"/>
                         </pic:cNvPicPr>
@@ -3245,7 +3239,7 @@
                       <pic:spPr bwMode="auto">
                         <a:xfrm rot="0">
                           <a:off x="0" y="0"/>
-                          <a:ext cx="972159" cy="402336"/>
+                          <a:ext cx="972160" cy="402336"/>
                         </a:xfrm>
                         <a:prstGeom prst="rect">
                           <a:avLst/>
@@ -3286,99 +3280,25 @@
           </mc:Fallback>
         </mc:AlternateContent>
       </w:r>
+      <w:r/>
+    </w:p>
+    <w:p>
+      <w:pPr>
+        <w:pBdr/>
+        <w:spacing w:after="0"/>
+        <w:ind/>
+        <w:rPr>
+          <w:rFonts w:ascii="Calibri" w:hAnsi="Calibri" w:eastAsia="Calibri" w:cs="Calibri"/>
+          <w:b/>
+          <w:bCs/>
+          <w:color w:val="000000" w:themeColor="text1"/>
+          <w:lang w:val="en-GB"/>
+        </w:rPr>
+      </w:pPr>
       <w:r>
         <w:rPr>
-          <w:highlight w:val="none"/>
+          <w:rFonts w:ascii="Calibri" w:hAnsi="Calibri" w:cs="Calibri"/>
         </w:rPr>
-      </w:r>
-      <w:r>
-        <w:rPr>
-          <w:highlight w:val="none"/>
-        </w:rPr>
-      </w:r>
-    </w:p>
-    <w:p>
-      <w:pPr>
-        <w:pBdr>
-          <w:top w:val="none" w:color="000000" w:sz="4" w:space="0"/>
-          <w:left w:val="none" w:color="000000" w:sz="4" w:space="0"/>
-          <w:bottom w:val="none" w:color="000000" w:sz="4" w:space="0"/>
-          <w:right w:val="none" w:color="000000" w:sz="4" w:space="0"/>
-        </w:pBdr>
-        <w:spacing/>
-        <w:ind w:right="0" w:firstLine="0" w:left="0"/>
-        <w:rPr>
-          <w:rFonts w:ascii="Times New Roman" w:hAnsi="Times New Roman" w:eastAsia="Times New Roman" w:cs="Times New Roman"/>
-          <w:b/>
-          <w:bCs/>
-          <w:color w:val="000000"/>
-          <w:sz w:val="24"/>
-          <w:szCs w:val="24"/>
-          <w:highlight w:val="none"/>
-        </w:rPr>
-      </w:pPr>
-      <w:r>
-        <w:rPr>
-          <w:rFonts w:ascii="Times New Roman" w:hAnsi="Times New Roman" w:eastAsia="Times New Roman" w:cs="Times New Roman"/>
-          <w:b/>
-          <w:color w:val="000000"/>
-          <w:sz w:val="24"/>
-        </w:rPr>
-        <w:t xml:space="preserve">Sub Total:{#invoicedata}{subtotal}{/}</w:t>
-      </w:r>
-      <w:r>
-        <w:rPr>
-          <w:rFonts w:ascii="Times New Roman" w:hAnsi="Times New Roman" w:eastAsia="Times New Roman" w:cs="Times New Roman"/>
-          <w:b/>
-          <w:bCs/>
-          <w:color w:val="000000"/>
-          <w:sz w:val="24"/>
-          <w:szCs w:val="24"/>
-          <w:highlight w:val="none"/>
-        </w:rPr>
-      </w:r>
-      <w:r>
-        <w:rPr>
-          <w:rFonts w:ascii="Times New Roman" w:hAnsi="Times New Roman" w:eastAsia="Times New Roman" w:cs="Times New Roman"/>
-          <w:b/>
-          <w:bCs/>
-          <w:color w:val="000000"/>
-          <w:sz w:val="24"/>
-          <w:szCs w:val="24"/>
-          <w:highlight w:val="none"/>
-        </w:rPr>
-      </w:r>
-    </w:p>
-    <w:p>
-      <w:pPr>
-        <w:pBdr>
-          <w:top w:val="none" w:color="000000" w:sz="4" w:space="0"/>
-          <w:left w:val="none" w:color="000000" w:sz="4" w:space="0"/>
-          <w:bottom w:val="none" w:color="000000" w:sz="4" w:space="0"/>
-          <w:right w:val="none" w:color="000000" w:sz="4" w:space="0"/>
-        </w:pBdr>
-        <w:spacing/>
-        <w:ind w:right="0" w:firstLine="0" w:left="0"/>
-        <w:rPr>
-          <w:rFonts w:ascii="Times New Roman" w:hAnsi="Times New Roman" w:eastAsia="Times New Roman" w:cs="Times New Roman"/>
-          <w:b/>
-          <w:bCs/>
-          <w:color w:val="000000"/>
-          <w:sz w:val="24"/>
-          <w:szCs w:val="24"/>
-          <w:highlight w:val="none"/>
-        </w:rPr>
-      </w:pPr>
-      <w:r>
-        <w:rPr>
-          <w:rFonts w:ascii="Times New Roman" w:hAnsi="Times New Roman" w:eastAsia="Times New Roman" w:cs="Times New Roman"/>
-          <w:b/>
-          <w:bCs/>
-          <w:sz w:val="24"/>
-          <w:highlight w:val="none"/>
-          <w:lang w:val="en-GB"/>
-        </w:rPr>
-        <w:t xml:space="preserve">Tax Amount:{#invoicedata}{t</w:t>
       </w:r>
       <w:r>
         <w:rPr>
@@ -3386,58 +3306,91 @@
           <w:b/>
           <w:bCs/>
           <w:color w:val="000000" w:themeColor="text1"/>
-          <w:sz w:val="22"/>
-          <w:szCs w:val="22"/>
+          <w:lang w:val="en-GB"/>
         </w:rPr>
-        <w:t xml:space="preserve">axamount</w:t>
+        <w:t xml:space="preserve">Sub Total:{#invoicedata}{subtotal}{/}</w:t>
       </w:r>
       <w:r>
         <w:rPr>
-          <w:rFonts w:ascii="Times New Roman" w:hAnsi="Times New Roman" w:eastAsia="Times New Roman" w:cs="Times New Roman"/>
+          <w:rFonts w:ascii="Calibri" w:hAnsi="Calibri" w:eastAsia="Calibri" w:cs="Calibri"/>
           <w:b/>
           <w:bCs/>
-          <w:sz w:val="24"/>
-          <w:highlight w:val="none"/>
+          <w:color w:val="000000" w:themeColor="text1"/>
           <w:lang w:val="en-GB"/>
-        </w:rPr>
-        <w:t xml:space="preserve">}{/}</w:t>
-      </w:r>
-      <w:r>
-        <w:rPr>
-          <w:rFonts w:ascii="Times New Roman" w:hAnsi="Times New Roman" w:eastAsia="Times New Roman" w:cs="Times New Roman"/>
-          <w:b/>
-          <w:bCs/>
-          <w:color w:val="000000"/>
-          <w:sz w:val="24"/>
-          <w:szCs w:val="24"/>
-          <w:highlight w:val="none"/>
         </w:rPr>
       </w:r>
       <w:r>
         <w:rPr>
-          <w:rFonts w:ascii="Times New Roman" w:hAnsi="Times New Roman" w:eastAsia="Times New Roman" w:cs="Times New Roman"/>
+          <w:rFonts w:ascii="Calibri" w:hAnsi="Calibri" w:eastAsia="Calibri" w:cs="Calibri"/>
           <w:b/>
           <w:bCs/>
-          <w:color w:val="000000"/>
-          <w:sz w:val="24"/>
-          <w:szCs w:val="24"/>
-          <w:highlight w:val="none"/>
+          <w:color w:val="000000" w:themeColor="text1"/>
+          <w:lang w:val="en-GB"/>
         </w:rPr>
       </w:r>
     </w:p>
     <w:p>
       <w:pPr>
-        <w:pBdr>
-          <w:top w:val="none" w:color="000000" w:sz="4" w:space="0"/>
-          <w:left w:val="none" w:color="000000" w:sz="4" w:space="0"/>
-          <w:bottom w:val="none" w:color="000000" w:sz="4" w:space="0"/>
-          <w:right w:val="none" w:color="000000" w:sz="4" w:space="0"/>
-        </w:pBdr>
-        <w:spacing/>
-        <w:ind w:right="0" w:firstLine="0" w:left="0"/>
+        <w:pBdr/>
+        <w:spacing w:after="0"/>
+        <w:ind/>
         <w:rPr>
-          <w:rFonts w:ascii="Times New Roman" w:hAnsi="Times New Roman" w:eastAsia="Times New Roman" w:cs="Times New Roman"/>
-          <w:sz w:val="24"/>
+          <w:rFonts w:ascii="Calibri" w:hAnsi="Calibri" w:eastAsia="Calibri" w:cs="Calibri"/>
+          <w:b/>
+          <w:bCs/>
+          <w:color w:val="000000" w:themeColor="text1"/>
+          <w:lang w:val="en-GB"/>
+        </w:rPr>
+      </w:pPr>
+      <w:r>
+        <w:rPr>
+          <w:rFonts w:ascii="Calibri" w:hAnsi="Calibri" w:eastAsia="Calibri" w:cs="Calibri"/>
+          <w:b/>
+          <w:bCs/>
+          <w:color w:val="000000" w:themeColor="text1"/>
+          <w:lang w:val="en-GB"/>
+        </w:rPr>
+      </w:r>
+      <w:r>
+        <w:rPr>
+          <w:rFonts w:ascii="Calibri" w:hAnsi="Calibri" w:eastAsia="Calibri" w:cs="Calibri"/>
+          <w:b/>
+          <w:bCs/>
+          <w:color w:val="000000" w:themeColor="text1"/>
+          <w:lang w:val="en-GB"/>
+        </w:rPr>
+        <w:t xml:space="preserve">Tax:{#invoicedata}{taxamount}{/}</w:t>
+      </w:r>
+      <w:r>
+        <w:rPr>
+          <w:rFonts w:ascii="Calibri" w:hAnsi="Calibri" w:eastAsia="Calibri" w:cs="Calibri"/>
+          <w:b/>
+          <w:bCs/>
+          <w:color w:val="000000" w:themeColor="text1"/>
+          <w:lang w:val="en-GB"/>
+        </w:rPr>
+      </w:r>
+      <w:r>
+        <w:rPr>
+          <w:rFonts w:ascii="Calibri" w:hAnsi="Calibri" w:eastAsia="Calibri" w:cs="Calibri"/>
+          <w:b/>
+          <w:bCs/>
+          <w:color w:val="000000" w:themeColor="text1"/>
+          <w:lang w:val="en-GB"/>
+        </w:rPr>
+      </w:r>
+    </w:p>
+    <w:p>
+      <w:pPr>
+        <w:pBdr/>
+        <w:spacing w:after="0"/>
+        <w:ind/>
+        <w:rPr>
+          <w:rFonts w:ascii="Calibri" w:hAnsi="Calibri" w:eastAsia="Calibri" w:cs="Calibri"/>
+          <w:b/>
+          <w:bCs/>
+          <w:color w:val="000000" w:themeColor="text1"/>
+          <w:highlight w:val="none"/>
         </w:rPr>
         <w:sectPr>
           <w:footnotePr/>
@@ -3450,58 +3403,21 @@
       </w:pPr>
       <w:r>
         <w:rPr>
-          <w:rFonts w:ascii="Times New Roman" w:hAnsi="Times New Roman" w:eastAsia="Times New Roman" w:cs="Times New Roman"/>
+          <w:rFonts w:ascii="Calibri" w:hAnsi="Calibri" w:eastAsia="Calibri" w:cs="Calibri"/>
           <w:b/>
-          <w:color w:val="000000"/>
-          <w:sz w:val="24"/>
+          <w:bCs/>
+          <w:color w:val="000000" w:themeColor="text1"/>
+          <w:lang w:val="en-GB"/>
         </w:rPr>
-        <w:t xml:space="preserve">Total amount Paid:{#invoicedata}{total}{/}</w:t>
+        <w:t xml:space="preserve">Total amount Paid:{#invoicedata}{total} {/}</w:t>
       </w:r>
-      <w:r>
-        <w:rPr>
-          <w:rFonts w:ascii="Times New Roman" w:hAnsi="Times New Roman" w:eastAsia="Times New Roman" w:cs="Times New Roman"/>
-          <w:sz w:val="24"/>
-        </w:rPr>
-      </w:r>
-      <w:r>
-        <w:rPr>
-          <w:rFonts w:ascii="Times New Roman" w:hAnsi="Times New Roman" w:eastAsia="Times New Roman" w:cs="Times New Roman"/>
-          <w:sz w:val="24"/>
-        </w:rPr>
-      </w:r>
-    </w:p>
-    <w:p>
-      <w:pPr>
-        <w:pBdr/>
-        <w:spacing w:after="0"/>
-        <w:ind/>
-        <w:jc w:val="left"/>
-        <w:rPr/>
-      </w:pPr>
       <w:r>
         <w:rPr>
           <w:rFonts w:ascii="Calibri" w:hAnsi="Calibri" w:eastAsia="Calibri" w:cs="Calibri"/>
           <w:b/>
           <w:bCs/>
-          <w:sz w:val="22"/>
-          <w:szCs w:val="22"/>
-          <w:lang w:val="en-GB"/>
-        </w:rPr>
-        <w:t xml:space="preserve">                                                                                                                                                   </w:t>
-      </w:r>
-      <w:r/>
-      <w:r>
-        <w:rPr>
-          <w:rFonts w:ascii="Times New Roman" w:hAnsi="Times New Roman" w:eastAsia="Times New Roman" w:cs="Times New Roman"/>
-          <w:b/>
-          <w:color w:val="000000"/>
-          <w:sz w:val="24"/>
-        </w:rPr>
-      </w:r>
-      <w:r>
-        <w:rPr>
-          <w:rFonts w:ascii="Times New Roman" w:hAnsi="Times New Roman" w:eastAsia="Times New Roman" w:cs="Times New Roman"/>
-          <w:sz w:val="24"/>
+          <w:color w:val="000000" w:themeColor="text1"/>
+          <w:highlight w:val="none"/>
         </w:rPr>
       </w:r>
       <w:r>
@@ -3509,9 +3425,8 @@
           <w:rFonts w:ascii="Calibri" w:hAnsi="Calibri" w:eastAsia="Calibri" w:cs="Calibri"/>
           <w:b/>
           <w:bCs/>
-          <w:sz w:val="22"/>
-          <w:szCs w:val="22"/>
-          <w:lang w:val="en-GB"/>
+          <w:color w:val="000000" w:themeColor="text1"/>
+          <w:highlight w:val="none"/>
         </w:rPr>
       </w:r>
     </w:p>
@@ -3521,32 +3436,13 @@
         <w:spacing w:after="0"/>
         <w:ind/>
         <w:rPr>
-          <w:highlight w:val="none"/>
+          <w:rFonts w:ascii="Calibri" w:hAnsi="Calibri" w:cs="Calibri"/>
         </w:rPr>
       </w:pPr>
       <w:r>
         <w:rPr>
           <w:rFonts w:ascii="Calibri" w:hAnsi="Calibri" w:cs="Calibri"/>
-        </w:rPr>
-      </w:r>
-      <w:r/>
-      <w:r/>
-      <w:r/>
-      <w:r>
-        <w:rPr>
-          <w:rFonts w:ascii="Calibri" w:hAnsi="Calibri" w:cs="Calibri"/>
-        </w:rPr>
-      </w:r>
-      <w:r/>
-      <w:r>
-        <w:rPr>
-          <w:rFonts w:ascii="Calibri" w:hAnsi="Calibri" w:cs="Calibri"/>
-        </w:rPr>
-      </w:r>
-      <w:r/>
-      <w:r>
-        <w:rPr>
-          <w:rFonts w:ascii="Calibri" w:hAnsi="Calibri" w:cs="Calibri"/>
+          <w:lang w:val="en-GB"/>
         </w:rPr>
       </w:r>
       <w:r>
@@ -3554,27 +3450,17 @@
           <w:rFonts w:ascii="Calibri" w:hAnsi="Calibri" w:cs="Calibri"/>
         </w:rPr>
       </w:r>
-      <w:r>
+      <w:r/>
+    </w:p>
+    <w:p>
+      <w:pPr>
+        <w:pBdr/>
+        <w:spacing w:after="0"/>
+        <w:ind/>
         <w:rPr>
           <w:rFonts w:ascii="Calibri" w:hAnsi="Calibri" w:cs="Calibri"/>
         </w:rPr>
-      </w:r>
-    </w:p>
-    <w:p>
-      <w:pPr>
-        <w:pBdr/>
-        <w:spacing w:after="0"/>
-        <w:ind/>
-        <w:rPr>
-          <w:rFonts w:ascii="Calibri" w:hAnsi="Calibri" w:cs="Calibri"/>
-        </w:rPr>
-      </w:pPr>
-      <w:r>
-        <w:rPr>
-          <w:rFonts w:ascii="Calibri" w:hAnsi="Calibri" w:cs="Calibri"/>
-        </w:rPr>
-      </w:r>
-      <w:r/>
+      </w:pPr>
       <w:r>
         <w:rPr>
           <w:rFonts w:ascii="Calibri" w:hAnsi="Calibri" w:cs="Calibri"/>

--- a/invoice/revoinvoicerental.docx
+++ b/invoice/revoinvoicerental.docx
@@ -1045,7 +1045,7 @@
           <w:sz w:val="22"/>
           <w:szCs w:val="22"/>
         </w:rPr>
-        <w:t xml:space="preserve">{customername}</w:t>
+        <w:t xml:space="preserve">{shippingcustomername}</w:t>
       </w:r>
       <w:r>
         <w:rPr>
@@ -1075,7 +1075,7 @@
           <w:sz w:val="22"/>
           <w:szCs w:val="22"/>
         </w:rPr>
-        <w:t xml:space="preserve">{customeraddress}</w:t>
+        <w:t xml:space="preserve">{shippingcustomeraddress}</w:t>
       </w:r>
       <w:r>
         <w:rPr>
@@ -1133,23 +1133,7 @@
           <w:sz w:val="22"/>
           <w:szCs w:val="22"/>
         </w:rPr>
-        <w:t xml:space="preserve">{</w:t>
-      </w:r>
-      <w:r>
-        <w:rPr>
-          <w:rFonts w:ascii="Calibri" w:hAnsi="Calibri" w:eastAsia="Calibri" w:cs="Calibri"/>
-          <w:sz w:val="22"/>
-          <w:szCs w:val="22"/>
-        </w:rPr>
-        <w:t xml:space="preserve">customerphonenumber</w:t>
-      </w:r>
-      <w:r>
-        <w:rPr>
-          <w:rFonts w:ascii="Calibri" w:hAnsi="Calibri" w:eastAsia="Calibri" w:cs="Calibri"/>
-          <w:sz w:val="22"/>
-          <w:szCs w:val="22"/>
-        </w:rPr>
-        <w:t xml:space="preserve">}</w:t>
+        <w:t xml:space="preserve">{shippingcustomerphonenumber}</w:t>
       </w:r>
       <w:r>
         <w:rPr>
@@ -1224,7 +1208,7 @@
           <w:sz w:val="22"/>
           <w:szCs w:val="22"/>
         </w:rPr>
-        <w:t xml:space="preserve"> {customergstnumber}</w:t>
+        <w:t xml:space="preserve"> {shippingcustomergstnumber}</w:t>
       </w:r>
       <w:r>
         <w:rPr>

--- a/invoice/revoinvoicerental.docx
+++ b/invoice/revoinvoicerental.docx
@@ -3271,6 +3271,7 @@
         <w:pBdr/>
         <w:spacing w:after="0"/>
         <w:ind/>
+        <w:jc w:val="right"/>
         <w:rPr>
           <w:rFonts w:ascii="Calibri" w:hAnsi="Calibri" w:eastAsia="Calibri" w:cs="Calibri"/>
           <w:b/>
@@ -3318,6 +3319,7 @@
         <w:pBdr/>
         <w:spacing w:after="0"/>
         <w:ind/>
+        <w:jc w:val="right"/>
         <w:rPr>
           <w:rFonts w:ascii="Calibri" w:hAnsi="Calibri" w:eastAsia="Calibri" w:cs="Calibri"/>
           <w:b/>
@@ -3369,6 +3371,7 @@
         <w:pBdr/>
         <w:spacing w:after="0"/>
         <w:ind/>
+        <w:jc w:val="right"/>
         <w:rPr>
           <w:rFonts w:ascii="Calibri" w:hAnsi="Calibri" w:eastAsia="Calibri" w:cs="Calibri"/>
           <w:b/>
